--- a/courses/4/uifis/dist/reports/UIFIS_practice-5_report-template.docx
+++ b/courses/4/uifis/dist/reports/UIFIS_practice-5_report-template.docx
@@ -86,6 +86,15 @@
       </w:r>
     </w:p>
     <w:p/>
+    <w:p>
+      <w:r>
+        <w:rPr>
+          <w:b/>
+          <w:sz w:val="24"/>
+        </w:rPr>
+        <w:t>Ход работы</w:t>
+      </w:r>
+    </w:p>
     <w:p>
       <w:r>
         <w:rPr>
@@ -1668,7 +1677,7 @@
           <w:b/>
           <w:sz w:val="24"/>
         </w:rPr>
-        <w:t>Скриншоты</w:t>
+        <w:t>Скриншоты выполнения работы</w:t>
       </w:r>
     </w:p>
     <w:p>
@@ -1744,200 +1753,6 @@
           <w:sz w:val="24"/>
         </w:rPr>
         <w:t>________________________________________________________________________</w:t>
-      </w:r>
-    </w:p>
-    <w:p>
-      <w:r>
-        <w:rPr>
-          <w:b w:val="0"/>
-          <w:sz w:val="24"/>
-        </w:rPr>
-        <w:t>________________________________________________________________________</w:t>
-      </w:r>
-    </w:p>
-    <w:p>
-      <w:r>
-        <w:rPr>
-          <w:b w:val="0"/>
-          <w:sz w:val="24"/>
-        </w:rPr>
-        <w:t>________________________________________________________________________</w:t>
-      </w:r>
-    </w:p>
-    <w:p>
-      <w:r>
-        <w:rPr>
-          <w:b w:val="0"/>
-          <w:sz w:val="24"/>
-        </w:rPr>
-        <w:t>________________________________________________________________________</w:t>
-      </w:r>
-    </w:p>
-    <w:p/>
-    <w:p>
-      <w:r>
-        <w:rPr>
-          <w:b/>
-          <w:sz w:val="24"/>
-        </w:rPr>
-        <w:t>Ответы на контрольные вопросы</w:t>
-      </w:r>
-    </w:p>
-    <w:p>
-      <w:r>
-        <w:rPr>
-          <w:b w:val="0"/>
-          <w:sz w:val="24"/>
-        </w:rPr>
-        <w:t>1. Почему для расчёта берут пиковую нагрузку, а не среднюю?</w:t>
-      </w:r>
-    </w:p>
-    <w:p>
-      <w:r>
-        <w:rPr>
-          <w:b w:val="0"/>
-          <w:sz w:val="24"/>
-        </w:rPr>
-        <w:t>________________________________________________________________________</w:t>
-      </w:r>
-    </w:p>
-    <w:p>
-      <w:r>
-        <w:rPr>
-          <w:b w:val="0"/>
-          <w:sz w:val="24"/>
-        </w:rPr>
-        <w:t>________________________________________________________________________</w:t>
-      </w:r>
-    </w:p>
-    <w:p>
-      <w:r>
-        <w:rPr>
-          <w:b w:val="0"/>
-          <w:sz w:val="24"/>
-        </w:rPr>
-        <w:t>________________________________________________________________________</w:t>
-      </w:r>
-    </w:p>
-    <w:p/>
-    <w:p>
-      <w:r>
-        <w:rPr>
-          <w:b w:val="0"/>
-          <w:sz w:val="24"/>
-        </w:rPr>
-        <w:t>2. Зачем нужен запас 30 процентов по памяти и диску?</w:t>
-      </w:r>
-    </w:p>
-    <w:p>
-      <w:r>
-        <w:rPr>
-          <w:b w:val="0"/>
-          <w:sz w:val="24"/>
-        </w:rPr>
-        <w:t>________________________________________________________________________</w:t>
-      </w:r>
-    </w:p>
-    <w:p>
-      <w:r>
-        <w:rPr>
-          <w:b w:val="0"/>
-          <w:sz w:val="24"/>
-        </w:rPr>
-        <w:t>________________________________________________________________________</w:t>
-      </w:r>
-    </w:p>
-    <w:p>
-      <w:r>
-        <w:rPr>
-          <w:b w:val="0"/>
-          <w:sz w:val="24"/>
-        </w:rPr>
-        <w:t>________________________________________________________________________</w:t>
-      </w:r>
-    </w:p>
-    <w:p/>
-    <w:p>
-      <w:r>
-        <w:rPr>
-          <w:b w:val="0"/>
-          <w:sz w:val="24"/>
-        </w:rPr>
-        <w:t>3. Почему кэш СУБД включают в расчёт памяти?</w:t>
-      </w:r>
-    </w:p>
-    <w:p>
-      <w:r>
-        <w:rPr>
-          <w:b w:val="0"/>
-          <w:sz w:val="24"/>
-        </w:rPr>
-        <w:t>________________________________________________________________________</w:t>
-      </w:r>
-    </w:p>
-    <w:p>
-      <w:r>
-        <w:rPr>
-          <w:b w:val="0"/>
-          <w:sz w:val="24"/>
-        </w:rPr>
-        <w:t>________________________________________________________________________</w:t>
-      </w:r>
-    </w:p>
-    <w:p>
-      <w:r>
-        <w:rPr>
-          <w:b w:val="0"/>
-          <w:sz w:val="24"/>
-        </w:rPr>
-        <w:t>________________________________________________________________________</w:t>
-      </w:r>
-    </w:p>
-    <w:p/>
-    <w:p>
-      <w:r>
-        <w:rPr>
-          <w:b w:val="0"/>
-          <w:sz w:val="24"/>
-        </w:rPr>
-        <w:t>4. Почему RAID не заменяет резервную копию?</w:t>
-      </w:r>
-    </w:p>
-    <w:p>
-      <w:r>
-        <w:rPr>
-          <w:b w:val="0"/>
-          <w:sz w:val="24"/>
-        </w:rPr>
-        <w:t>________________________________________________________________________</w:t>
-      </w:r>
-    </w:p>
-    <w:p>
-      <w:r>
-        <w:rPr>
-          <w:b w:val="0"/>
-          <w:sz w:val="24"/>
-        </w:rPr>
-        <w:t>________________________________________________________________________</w:t>
-      </w:r>
-    </w:p>
-    <w:p>
-      <w:r>
-        <w:rPr>
-          <w:b w:val="0"/>
-          <w:sz w:val="24"/>
-        </w:rPr>
-        <w:t>________________________________________________________________________</w:t>
-      </w:r>
-    </w:p>
-    <w:p/>
-    <w:p>
-      <w:r>
-        <w:rPr>
-          <w:b w:val="0"/>
-          <w:sz w:val="24"/>
-        </w:rPr>
-        <w:t>5. Когда отказоустойчивая конфигурация избыточна?</w:t>
       </w:r>
     </w:p>
     <w:p>

--- a/courses/4/uifis/dist/reports/UIFIS_practice-5_report-template.docx
+++ b/courses/4/uifis/dist/reports/UIFIS_practice-5_report-template.docx
@@ -4,10 +4,13 @@
   <w:body>
     <w:p>
       <w:pPr>
+        <w:spacing w:line="360" w:lineRule="auto" w:before="0" w:after="0"/>
+        <w:ind w:firstLine="0"/>
         <w:jc w:val="center"/>
       </w:pPr>
       <w:r>
         <w:rPr>
+          <w:rFonts w:ascii="Times New Roman" w:hAnsi="Times New Roman" w:eastAsia="Times New Roman" w:cs="Times New Roman"/>
           <w:b/>
           <w:sz w:val="28"/>
         </w:rPr>
@@ -16,90 +19,144 @@
     </w:p>
     <w:p>
       <w:pPr>
+        <w:spacing w:line="360" w:lineRule="auto" w:before="0" w:after="0"/>
+        <w:ind w:firstLine="0"/>
         <w:jc w:val="center"/>
       </w:pPr>
       <w:r>
         <w:rPr>
+          <w:rFonts w:ascii="Times New Roman" w:hAnsi="Times New Roman" w:eastAsia="Times New Roman" w:cs="Times New Roman"/>
           <w:b/>
-          <w:sz w:val="26"/>
+          <w:sz w:val="28"/>
         </w:rPr>
         <w:t>Отчёт по практической работе №5</w:t>
       </w:r>
     </w:p>
     <w:p>
       <w:pPr>
+        <w:spacing w:line="360" w:lineRule="auto" w:before="0" w:after="0"/>
+        <w:ind w:firstLine="0"/>
         <w:jc w:val="center"/>
       </w:pPr>
       <w:r>
         <w:rPr>
+          <w:rFonts w:ascii="Times New Roman" w:hAnsi="Times New Roman" w:eastAsia="Times New Roman" w:cs="Times New Roman"/>
           <w:b w:val="0"/>
-          <w:sz w:val="24"/>
+          <w:sz w:val="28"/>
         </w:rPr>
         <w:t>Тема: Подбор аппаратной конфигурации информационной системы</w:t>
       </w:r>
     </w:p>
     <w:p/>
     <w:p>
+      <w:pPr>
+        <w:spacing w:line="360" w:lineRule="auto" w:before="0" w:after="0"/>
+        <w:ind w:firstLine="0"/>
+        <w:jc w:val="left"/>
+      </w:pPr>
       <w:r>
         <w:rPr>
+          <w:rFonts w:ascii="Times New Roman" w:hAnsi="Times New Roman" w:eastAsia="Times New Roman" w:cs="Times New Roman"/>
           <w:b w:val="0"/>
-          <w:sz w:val="24"/>
+          <w:sz w:val="28"/>
         </w:rPr>
         <w:t>ФИО студента: ______________________________________</w:t>
       </w:r>
     </w:p>
     <w:p>
+      <w:pPr>
+        <w:spacing w:line="360" w:lineRule="auto" w:before="0" w:after="0"/>
+        <w:ind w:firstLine="0"/>
+        <w:jc w:val="left"/>
+      </w:pPr>
       <w:r>
         <w:rPr>
+          <w:rFonts w:ascii="Times New Roman" w:hAnsi="Times New Roman" w:eastAsia="Times New Roman" w:cs="Times New Roman"/>
           <w:b w:val="0"/>
-          <w:sz w:val="24"/>
+          <w:sz w:val="28"/>
         </w:rPr>
         <w:t>Группа: ______________________  Дата: _______________</w:t>
       </w:r>
     </w:p>
     <w:p/>
     <w:p>
+      <w:pPr>
+        <w:pStyle w:val="Heading1"/>
+        <w:keepNext/>
+        <w:keepLines/>
+        <w:spacing w:line="240" w:lineRule="auto" w:before="240" w:after="0"/>
+        <w:ind w:firstLine="0" w:left="0"/>
+        <w:jc w:val="both"/>
+      </w:pPr>
       <w:r>
         <w:rPr>
-          <w:b/>
-          <w:sz w:val="24"/>
+          <w:rFonts w:ascii="Times New Roman" w:hAnsi="Times New Roman" w:eastAsia="Times New Roman" w:cs="Times New Roman"/>
+          <w:b w:val="0"/>
+          <w:sz w:val="28"/>
         </w:rPr>
         <w:t>Цель работы</w:t>
       </w:r>
     </w:p>
     <w:p>
+      <w:pPr>
+        <w:spacing w:line="360" w:lineRule="auto" w:before="0" w:after="0"/>
+        <w:ind w:firstLine="709"/>
+        <w:jc w:val="both"/>
+      </w:pPr>
       <w:r>
         <w:rPr>
+          <w:rFonts w:ascii="Times New Roman" w:hAnsi="Times New Roman" w:eastAsia="Times New Roman" w:cs="Times New Roman"/>
           <w:b w:val="0"/>
-          <w:sz w:val="24"/>
+          <w:sz w:val="28"/>
         </w:rPr>
         <w:t>________________________________________________________________________</w:t>
       </w:r>
     </w:p>
     <w:p>
+      <w:pPr>
+        <w:spacing w:line="360" w:lineRule="auto" w:before="0" w:after="0"/>
+        <w:ind w:firstLine="709"/>
+        <w:jc w:val="both"/>
+      </w:pPr>
       <w:r>
         <w:rPr>
+          <w:rFonts w:ascii="Times New Roman" w:hAnsi="Times New Roman" w:eastAsia="Times New Roman" w:cs="Times New Roman"/>
           <w:b w:val="0"/>
-          <w:sz w:val="24"/>
+          <w:sz w:val="28"/>
         </w:rPr>
         <w:t>________________________________________________________________________</w:t>
       </w:r>
     </w:p>
     <w:p/>
     <w:p>
+      <w:pPr>
+        <w:pStyle w:val="Heading1"/>
+        <w:keepNext/>
+        <w:keepLines/>
+        <w:spacing w:line="240" w:lineRule="auto" w:before="240" w:after="0"/>
+        <w:ind w:firstLine="0" w:left="0"/>
+        <w:jc w:val="both"/>
+      </w:pPr>
       <w:r>
         <w:rPr>
-          <w:b/>
-          <w:sz w:val="24"/>
+          <w:rFonts w:ascii="Times New Roman" w:hAnsi="Times New Roman" w:eastAsia="Times New Roman" w:cs="Times New Roman"/>
+          <w:b w:val="0"/>
+          <w:sz w:val="28"/>
         </w:rPr>
         <w:t>Ход работы</w:t>
       </w:r>
     </w:p>
     <w:p>
+      <w:pPr>
+        <w:spacing w:line="360" w:lineRule="auto" w:before="0" w:after="0"/>
+        <w:ind w:firstLine="709"/>
+        <w:jc w:val="both"/>
+      </w:pPr>
       <w:r>
         <w:rPr>
+          <w:rFonts w:ascii="Times New Roman" w:hAnsi="Times New Roman" w:eastAsia="Times New Roman" w:cs="Times New Roman"/>
           <w:b/>
-          <w:sz w:val="24"/>
+          <w:sz w:val="28"/>
         </w:rPr>
         <w:t>Профиль системы</w:t>
       </w:r>
@@ -108,6 +165,7 @@
       <w:tblPr>
         <w:tblStyle w:val="TableGrid"/>
         <w:tblW w:type="auto" w:w="0"/>
+        <w:tblLayout w:type="autofit"/>
         <w:tblLook w:firstColumn="1" w:firstRow="1" w:lastColumn="0" w:lastRow="0" w:noHBand="0" w:noVBand="1" w:val="04A0"/>
       </w:tblPr>
       <w:tblGrid>
@@ -120,9 +178,16 @@
             <w:tcW w:type="dxa" w:w="4320"/>
           </w:tcPr>
           <w:p>
+            <w:pPr>
+              <w:spacing w:line="360" w:lineRule="auto" w:before="0" w:after="0"/>
+              <w:ind w:firstLine="0"/>
+              <w:jc w:val="center"/>
+            </w:pPr>
             <w:r>
               <w:rPr>
-                <w:sz w:val="18"/>
+                <w:rFonts w:ascii="Times New Roman" w:hAnsi="Times New Roman" w:eastAsia="Times New Roman" w:cs="Times New Roman"/>
+                <w:b/>
+                <w:sz w:val="22"/>
               </w:rPr>
               <w:t>Параметр</w:t>
             </w:r>
@@ -133,9 +198,16 @@
             <w:tcW w:type="dxa" w:w="4320"/>
           </w:tcPr>
           <w:p>
+            <w:pPr>
+              <w:spacing w:line="360" w:lineRule="auto" w:before="0" w:after="0"/>
+              <w:ind w:firstLine="0"/>
+              <w:jc w:val="center"/>
+            </w:pPr>
             <w:r>
               <w:rPr>
-                <w:sz w:val="18"/>
+                <w:rFonts w:ascii="Times New Roman" w:hAnsi="Times New Roman" w:eastAsia="Times New Roman" w:cs="Times New Roman"/>
+                <w:b/>
+                <w:sz w:val="22"/>
               </w:rPr>
               <w:t>Значение</w:t>
             </w:r>
@@ -148,9 +220,16 @@
             <w:tcW w:type="dxa" w:w="4320"/>
           </w:tcPr>
           <w:p>
+            <w:pPr>
+              <w:spacing w:line="360" w:lineRule="auto" w:before="0" w:after="0"/>
+              <w:ind w:firstLine="0"/>
+              <w:jc w:val="both"/>
+            </w:pPr>
             <w:r>
               <w:rPr>
-                <w:sz w:val="18"/>
+                <w:rFonts w:ascii="Times New Roman" w:hAnsi="Times New Roman" w:eastAsia="Times New Roman" w:cs="Times New Roman"/>
+                <w:b w:val="0"/>
+                <w:sz w:val="22"/>
               </w:rPr>
               <w:t>Система</w:t>
             </w:r>
@@ -160,7 +239,13 @@
           <w:tcPr>
             <w:tcW w:type="dxa" w:w="4320"/>
           </w:tcPr>
-          <w:p/>
+          <w:p>
+            <w:pPr>
+              <w:spacing w:line="360" w:lineRule="auto" w:before="0" w:after="0"/>
+              <w:ind w:firstLine="0"/>
+              <w:jc w:val="both"/>
+            </w:pPr>
+          </w:p>
         </w:tc>
       </w:tr>
       <w:tr>
@@ -169,9 +254,16 @@
             <w:tcW w:type="dxa" w:w="4320"/>
           </w:tcPr>
           <w:p>
+            <w:pPr>
+              <w:spacing w:line="360" w:lineRule="auto" w:before="0" w:after="0"/>
+              <w:ind w:firstLine="0"/>
+              <w:jc w:val="both"/>
+            </w:pPr>
             <w:r>
               <w:rPr>
-                <w:sz w:val="18"/>
+                <w:rFonts w:ascii="Times New Roman" w:hAnsi="Times New Roman" w:eastAsia="Times New Roman" w:cs="Times New Roman"/>
+                <w:b w:val="0"/>
+                <w:sz w:val="22"/>
               </w:rPr>
               <w:t>Пользователи</w:t>
             </w:r>
@@ -181,7 +273,13 @@
           <w:tcPr>
             <w:tcW w:type="dxa" w:w="4320"/>
           </w:tcPr>
-          <w:p/>
+          <w:p>
+            <w:pPr>
+              <w:spacing w:line="360" w:lineRule="auto" w:before="0" w:after="0"/>
+              <w:ind w:firstLine="0"/>
+              <w:jc w:val="both"/>
+            </w:pPr>
+          </w:p>
         </w:tc>
       </w:tr>
       <w:tr>
@@ -190,9 +288,16 @@
             <w:tcW w:type="dxa" w:w="4320"/>
           </w:tcPr>
           <w:p>
+            <w:pPr>
+              <w:spacing w:line="360" w:lineRule="auto" w:before="0" w:after="0"/>
+              <w:ind w:firstLine="0"/>
+              <w:jc w:val="both"/>
+            </w:pPr>
             <w:r>
               <w:rPr>
-                <w:sz w:val="18"/>
+                <w:rFonts w:ascii="Times New Roman" w:hAnsi="Times New Roman" w:eastAsia="Times New Roman" w:cs="Times New Roman"/>
+                <w:b w:val="0"/>
+                <w:sz w:val="22"/>
               </w:rPr>
               <w:t>Пиковые сессии</w:t>
             </w:r>
@@ -202,7 +307,13 @@
           <w:tcPr>
             <w:tcW w:type="dxa" w:w="4320"/>
           </w:tcPr>
-          <w:p/>
+          <w:p>
+            <w:pPr>
+              <w:spacing w:line="360" w:lineRule="auto" w:before="0" w:after="0"/>
+              <w:ind w:firstLine="0"/>
+              <w:jc w:val="both"/>
+            </w:pPr>
+          </w:p>
         </w:tc>
       </w:tr>
       <w:tr>
@@ -211,9 +322,16 @@
             <w:tcW w:type="dxa" w:w="4320"/>
           </w:tcPr>
           <w:p>
+            <w:pPr>
+              <w:spacing w:line="360" w:lineRule="auto" w:before="0" w:after="0"/>
+              <w:ind w:firstLine="0"/>
+              <w:jc w:val="both"/>
+            </w:pPr>
             <w:r>
               <w:rPr>
-                <w:sz w:val="18"/>
+                <w:rFonts w:ascii="Times New Roman" w:hAnsi="Times New Roman" w:eastAsia="Times New Roman" w:cs="Times New Roman"/>
+                <w:b w:val="0"/>
+                <w:sz w:val="22"/>
               </w:rPr>
               <w:t>Запросы в секунду</w:t>
             </w:r>
@@ -223,7 +341,13 @@
           <w:tcPr>
             <w:tcW w:type="dxa" w:w="4320"/>
           </w:tcPr>
-          <w:p/>
+          <w:p>
+            <w:pPr>
+              <w:spacing w:line="360" w:lineRule="auto" w:before="0" w:after="0"/>
+              <w:ind w:firstLine="0"/>
+              <w:jc w:val="both"/>
+            </w:pPr>
+          </w:p>
         </w:tc>
       </w:tr>
       <w:tr>
@@ -232,9 +356,16 @@
             <w:tcW w:type="dxa" w:w="4320"/>
           </w:tcPr>
           <w:p>
+            <w:pPr>
+              <w:spacing w:line="360" w:lineRule="auto" w:before="0" w:after="0"/>
+              <w:ind w:firstLine="0"/>
+              <w:jc w:val="both"/>
+            </w:pPr>
             <w:r>
               <w:rPr>
-                <w:sz w:val="18"/>
+                <w:rFonts w:ascii="Times New Roman" w:hAnsi="Times New Roman" w:eastAsia="Times New Roman" w:cs="Times New Roman"/>
+                <w:b w:val="0"/>
+                <w:sz w:val="22"/>
               </w:rPr>
               <w:t>Средний размер ответа</w:t>
             </w:r>
@@ -244,7 +375,13 @@
           <w:tcPr>
             <w:tcW w:type="dxa" w:w="4320"/>
           </w:tcPr>
-          <w:p/>
+          <w:p>
+            <w:pPr>
+              <w:spacing w:line="360" w:lineRule="auto" w:before="0" w:after="0"/>
+              <w:ind w:firstLine="0"/>
+              <w:jc w:val="both"/>
+            </w:pPr>
+          </w:p>
         </w:tc>
       </w:tr>
       <w:tr>
@@ -253,9 +390,16 @@
             <w:tcW w:type="dxa" w:w="4320"/>
           </w:tcPr>
           <w:p>
+            <w:pPr>
+              <w:spacing w:line="360" w:lineRule="auto" w:before="0" w:after="0"/>
+              <w:ind w:firstLine="0"/>
+              <w:jc w:val="both"/>
+            </w:pPr>
             <w:r>
               <w:rPr>
-                <w:sz w:val="18"/>
+                <w:rFonts w:ascii="Times New Roman" w:hAnsi="Times New Roman" w:eastAsia="Times New Roman" w:cs="Times New Roman"/>
+                <w:b w:val="0"/>
+                <w:sz w:val="22"/>
               </w:rPr>
               <w:t>Объём данных и рост</w:t>
             </w:r>
@@ -265,7 +409,13 @@
           <w:tcPr>
             <w:tcW w:type="dxa" w:w="4320"/>
           </w:tcPr>
-          <w:p/>
+          <w:p>
+            <w:pPr>
+              <w:spacing w:line="360" w:lineRule="auto" w:before="0" w:after="0"/>
+              <w:ind w:firstLine="0"/>
+              <w:jc w:val="both"/>
+            </w:pPr>
+          </w:p>
         </w:tc>
       </w:tr>
       <w:tr>
@@ -274,9 +424,16 @@
             <w:tcW w:type="dxa" w:w="4320"/>
           </w:tcPr>
           <w:p>
+            <w:pPr>
+              <w:spacing w:line="360" w:lineRule="auto" w:before="0" w:after="0"/>
+              <w:ind w:firstLine="0"/>
+              <w:jc w:val="both"/>
+            </w:pPr>
             <w:r>
               <w:rPr>
-                <w:sz w:val="18"/>
+                <w:rFonts w:ascii="Times New Roman" w:hAnsi="Times New Roman" w:eastAsia="Times New Roman" w:cs="Times New Roman"/>
+                <w:b w:val="0"/>
+                <w:sz w:val="22"/>
               </w:rPr>
               <w:t>RTO</w:t>
             </w:r>
@@ -286,7 +443,13 @@
           <w:tcPr>
             <w:tcW w:type="dxa" w:w="4320"/>
           </w:tcPr>
-          <w:p/>
+          <w:p>
+            <w:pPr>
+              <w:spacing w:line="360" w:lineRule="auto" w:before="0" w:after="0"/>
+              <w:ind w:firstLine="0"/>
+              <w:jc w:val="both"/>
+            </w:pPr>
+          </w:p>
         </w:tc>
       </w:tr>
       <w:tr>
@@ -295,9 +458,16 @@
             <w:tcW w:type="dxa" w:w="4320"/>
           </w:tcPr>
           <w:p>
+            <w:pPr>
+              <w:spacing w:line="360" w:lineRule="auto" w:before="0" w:after="0"/>
+              <w:ind w:firstLine="0"/>
+              <w:jc w:val="both"/>
+            </w:pPr>
             <w:r>
               <w:rPr>
-                <w:sz w:val="18"/>
+                <w:rFonts w:ascii="Times New Roman" w:hAnsi="Times New Roman" w:eastAsia="Times New Roman" w:cs="Times New Roman"/>
+                <w:b w:val="0"/>
+                <w:sz w:val="22"/>
               </w:rPr>
               <w:t>RPO</w:t>
             </w:r>
@@ -307,7 +477,13 @@
           <w:tcPr>
             <w:tcW w:type="dxa" w:w="4320"/>
           </w:tcPr>
-          <w:p/>
+          <w:p>
+            <w:pPr>
+              <w:spacing w:line="360" w:lineRule="auto" w:before="0" w:after="0"/>
+              <w:ind w:firstLine="0"/>
+              <w:jc w:val="both"/>
+            </w:pPr>
+          </w:p>
         </w:tc>
       </w:tr>
       <w:tr>
@@ -316,9 +492,16 @@
             <w:tcW w:type="dxa" w:w="4320"/>
           </w:tcPr>
           <w:p>
+            <w:pPr>
+              <w:spacing w:line="360" w:lineRule="auto" w:before="0" w:after="0"/>
+              <w:ind w:firstLine="0"/>
+              <w:jc w:val="both"/>
+            </w:pPr>
             <w:r>
               <w:rPr>
-                <w:sz w:val="18"/>
+                <w:rFonts w:ascii="Times New Roman" w:hAnsi="Times New Roman" w:eastAsia="Times New Roman" w:cs="Times New Roman"/>
+                <w:b w:val="0"/>
+                <w:sz w:val="22"/>
               </w:rPr>
               <w:t>Бюджет</w:t>
             </w:r>
@@ -328,25 +511,43 @@
           <w:tcPr>
             <w:tcW w:type="dxa" w:w="4320"/>
           </w:tcPr>
-          <w:p/>
+          <w:p>
+            <w:pPr>
+              <w:spacing w:line="360" w:lineRule="auto" w:before="0" w:after="0"/>
+              <w:ind w:firstLine="0"/>
+              <w:jc w:val="both"/>
+            </w:pPr>
+          </w:p>
         </w:tc>
       </w:tr>
     </w:tbl>
     <w:p/>
     <w:p>
+      <w:pPr>
+        <w:spacing w:line="360" w:lineRule="auto" w:before="0" w:after="0"/>
+        <w:ind w:firstLine="709"/>
+        <w:jc w:val="both"/>
+      </w:pPr>
       <w:r>
         <w:rPr>
+          <w:rFonts w:ascii="Times New Roman" w:hAnsi="Times New Roman" w:eastAsia="Times New Roman" w:cs="Times New Roman"/>
           <w:b/>
-          <w:sz w:val="24"/>
+          <w:sz w:val="28"/>
         </w:rPr>
         <w:t>Расчёт ресурсов</w:t>
       </w:r>
     </w:p>
     <w:p>
+      <w:pPr>
+        <w:spacing w:line="360" w:lineRule="auto" w:before="0" w:after="0"/>
+        <w:ind w:firstLine="709"/>
+        <w:jc w:val="both"/>
+      </w:pPr>
       <w:r>
         <w:rPr>
+          <w:rFonts w:ascii="Times New Roman" w:hAnsi="Times New Roman" w:eastAsia="Times New Roman" w:cs="Times New Roman"/>
           <w:b w:val="0"/>
-          <w:sz w:val="24"/>
+          <w:sz w:val="28"/>
         </w:rPr>
         <w:t>Покажите формулу, подстановку и итог. Округляйте вверх.</w:t>
       </w:r>
@@ -355,6 +556,7 @@
       <w:tblPr>
         <w:tblStyle w:val="TableGrid"/>
         <w:tblW w:type="auto" w:w="0"/>
+        <w:tblLayout w:type="autofit"/>
         <w:tblLook w:firstColumn="1" w:firstRow="1" w:lastColumn="0" w:lastRow="0" w:noHBand="0" w:noVBand="1" w:val="04A0"/>
       </w:tblPr>
       <w:tblGrid>
@@ -370,9 +572,16 @@
             <w:tcW w:type="dxa" w:w="1728"/>
           </w:tcPr>
           <w:p>
+            <w:pPr>
+              <w:spacing w:line="360" w:lineRule="auto" w:before="0" w:after="0"/>
+              <w:ind w:firstLine="0"/>
+              <w:jc w:val="center"/>
+            </w:pPr>
             <w:r>
               <w:rPr>
-                <w:sz w:val="16"/>
+                <w:rFonts w:ascii="Times New Roman" w:hAnsi="Times New Roman" w:eastAsia="Times New Roman" w:cs="Times New Roman"/>
+                <w:b/>
+                <w:sz w:val="22"/>
               </w:rPr>
               <w:t>Ресурс</w:t>
             </w:r>
@@ -383,9 +592,16 @@
             <w:tcW w:type="dxa" w:w="1728"/>
           </w:tcPr>
           <w:p>
+            <w:pPr>
+              <w:spacing w:line="360" w:lineRule="auto" w:before="0" w:after="0"/>
+              <w:ind w:firstLine="0"/>
+              <w:jc w:val="center"/>
+            </w:pPr>
             <w:r>
               <w:rPr>
-                <w:sz w:val="16"/>
+                <w:rFonts w:ascii="Times New Roman" w:hAnsi="Times New Roman" w:eastAsia="Times New Roman" w:cs="Times New Roman"/>
+                <w:b/>
+                <w:sz w:val="22"/>
               </w:rPr>
               <w:t>Формула</w:t>
             </w:r>
@@ -396,9 +612,16 @@
             <w:tcW w:type="dxa" w:w="1728"/>
           </w:tcPr>
           <w:p>
+            <w:pPr>
+              <w:spacing w:line="360" w:lineRule="auto" w:before="0" w:after="0"/>
+              <w:ind w:firstLine="0"/>
+              <w:jc w:val="center"/>
+            </w:pPr>
             <w:r>
               <w:rPr>
-                <w:sz w:val="16"/>
+                <w:rFonts w:ascii="Times New Roman" w:hAnsi="Times New Roman" w:eastAsia="Times New Roman" w:cs="Times New Roman"/>
+                <w:b/>
+                <w:sz w:val="22"/>
               </w:rPr>
               <w:t>Расчёт</w:t>
             </w:r>
@@ -409,9 +632,16 @@
             <w:tcW w:type="dxa" w:w="1728"/>
           </w:tcPr>
           <w:p>
+            <w:pPr>
+              <w:spacing w:line="360" w:lineRule="auto" w:before="0" w:after="0"/>
+              <w:ind w:firstLine="0"/>
+              <w:jc w:val="center"/>
+            </w:pPr>
             <w:r>
               <w:rPr>
-                <w:sz w:val="16"/>
+                <w:rFonts w:ascii="Times New Roman" w:hAnsi="Times New Roman" w:eastAsia="Times New Roman" w:cs="Times New Roman"/>
+                <w:b/>
+                <w:sz w:val="22"/>
               </w:rPr>
               <w:t>Значение</w:t>
             </w:r>
@@ -422,9 +652,16 @@
             <w:tcW w:type="dxa" w:w="1728"/>
           </w:tcPr>
           <w:p>
+            <w:pPr>
+              <w:spacing w:line="360" w:lineRule="auto" w:before="0" w:after="0"/>
+              <w:ind w:firstLine="0"/>
+              <w:jc w:val="center"/>
+            </w:pPr>
             <w:r>
               <w:rPr>
-                <w:sz w:val="16"/>
+                <w:rFonts w:ascii="Times New Roman" w:hAnsi="Times New Roman" w:eastAsia="Times New Roman" w:cs="Times New Roman"/>
+                <w:b/>
+                <w:sz w:val="22"/>
               </w:rPr>
               <w:t>Запас</w:t>
             </w:r>
@@ -437,9 +674,16 @@
             <w:tcW w:type="dxa" w:w="1728"/>
           </w:tcPr>
           <w:p>
+            <w:pPr>
+              <w:spacing w:line="360" w:lineRule="auto" w:before="0" w:after="0"/>
+              <w:ind w:firstLine="0"/>
+              <w:jc w:val="both"/>
+            </w:pPr>
             <w:r>
               <w:rPr>
-                <w:sz w:val="16"/>
+                <w:rFonts w:ascii="Times New Roman" w:hAnsi="Times New Roman" w:eastAsia="Times New Roman" w:cs="Times New Roman"/>
+                <w:b w:val="0"/>
+                <w:sz w:val="22"/>
               </w:rPr>
               <w:t>Процессор</w:t>
             </w:r>
@@ -450,9 +694,16 @@
             <w:tcW w:type="dxa" w:w="1728"/>
           </w:tcPr>
           <w:p>
+            <w:pPr>
+              <w:spacing w:line="360" w:lineRule="auto" w:before="0" w:after="0"/>
+              <w:ind w:firstLine="0"/>
+              <w:jc w:val="both"/>
+            </w:pPr>
             <w:r>
               <w:rPr>
-                <w:sz w:val="16"/>
+                <w:rFonts w:ascii="Times New Roman" w:hAnsi="Times New Roman" w:eastAsia="Times New Roman" w:cs="Times New Roman"/>
+                <w:b w:val="0"/>
+                <w:sz w:val="22"/>
               </w:rPr>
               <w:t>запросы/с × время на запрос / целевая загрузка</w:t>
             </w:r>
@@ -462,19 +713,37 @@
           <w:tcPr>
             <w:tcW w:type="dxa" w:w="1728"/>
           </w:tcPr>
-          <w:p/>
+          <w:p>
+            <w:pPr>
+              <w:spacing w:line="360" w:lineRule="auto" w:before="0" w:after="0"/>
+              <w:ind w:firstLine="0"/>
+              <w:jc w:val="both"/>
+            </w:pPr>
+          </w:p>
         </w:tc>
         <w:tc>
           <w:tcPr>
             <w:tcW w:type="dxa" w:w="1728"/>
           </w:tcPr>
-          <w:p/>
+          <w:p>
+            <w:pPr>
+              <w:spacing w:line="360" w:lineRule="auto" w:before="0" w:after="0"/>
+              <w:ind w:firstLine="0"/>
+              <w:jc w:val="both"/>
+            </w:pPr>
+          </w:p>
         </w:tc>
         <w:tc>
           <w:tcPr>
             <w:tcW w:type="dxa" w:w="1728"/>
           </w:tcPr>
-          <w:p/>
+          <w:p>
+            <w:pPr>
+              <w:spacing w:line="360" w:lineRule="auto" w:before="0" w:after="0"/>
+              <w:ind w:firstLine="0"/>
+              <w:jc w:val="both"/>
+            </w:pPr>
+          </w:p>
         </w:tc>
       </w:tr>
       <w:tr>
@@ -483,9 +752,16 @@
             <w:tcW w:type="dxa" w:w="1728"/>
           </w:tcPr>
           <w:p>
+            <w:pPr>
+              <w:spacing w:line="360" w:lineRule="auto" w:before="0" w:after="0"/>
+              <w:ind w:firstLine="0"/>
+              <w:jc w:val="both"/>
+            </w:pPr>
             <w:r>
               <w:rPr>
-                <w:sz w:val="16"/>
+                <w:rFonts w:ascii="Times New Roman" w:hAnsi="Times New Roman" w:eastAsia="Times New Roman" w:cs="Times New Roman"/>
+                <w:b w:val="0"/>
+                <w:sz w:val="22"/>
               </w:rPr>
               <w:t>Память</w:t>
             </w:r>
@@ -496,9 +772,16 @@
             <w:tcW w:type="dxa" w:w="1728"/>
           </w:tcPr>
           <w:p>
+            <w:pPr>
+              <w:spacing w:line="360" w:lineRule="auto" w:before="0" w:after="0"/>
+              <w:ind w:firstLine="0"/>
+              <w:jc w:val="both"/>
+            </w:pPr>
             <w:r>
               <w:rPr>
-                <w:sz w:val="16"/>
+                <w:rFonts w:ascii="Times New Roman" w:hAnsi="Times New Roman" w:eastAsia="Times New Roman" w:cs="Times New Roman"/>
+                <w:b w:val="0"/>
+                <w:sz w:val="22"/>
               </w:rPr>
               <w:t>(ОС + приложение + кэш) × 1,3</w:t>
             </w:r>
@@ -508,19 +791,37 @@
           <w:tcPr>
             <w:tcW w:type="dxa" w:w="1728"/>
           </w:tcPr>
-          <w:p/>
+          <w:p>
+            <w:pPr>
+              <w:spacing w:line="360" w:lineRule="auto" w:before="0" w:after="0"/>
+              <w:ind w:firstLine="0"/>
+              <w:jc w:val="both"/>
+            </w:pPr>
+          </w:p>
         </w:tc>
         <w:tc>
           <w:tcPr>
             <w:tcW w:type="dxa" w:w="1728"/>
           </w:tcPr>
-          <w:p/>
+          <w:p>
+            <w:pPr>
+              <w:spacing w:line="360" w:lineRule="auto" w:before="0" w:after="0"/>
+              <w:ind w:firstLine="0"/>
+              <w:jc w:val="both"/>
+            </w:pPr>
+          </w:p>
         </w:tc>
         <w:tc>
           <w:tcPr>
             <w:tcW w:type="dxa" w:w="1728"/>
           </w:tcPr>
-          <w:p/>
+          <w:p>
+            <w:pPr>
+              <w:spacing w:line="360" w:lineRule="auto" w:before="0" w:after="0"/>
+              <w:ind w:firstLine="0"/>
+              <w:jc w:val="both"/>
+            </w:pPr>
+          </w:p>
         </w:tc>
       </w:tr>
       <w:tr>
@@ -529,9 +830,16 @@
             <w:tcW w:type="dxa" w:w="1728"/>
           </w:tcPr>
           <w:p>
+            <w:pPr>
+              <w:spacing w:line="360" w:lineRule="auto" w:before="0" w:after="0"/>
+              <w:ind w:firstLine="0"/>
+              <w:jc w:val="both"/>
+            </w:pPr>
             <w:r>
               <w:rPr>
-                <w:sz w:val="16"/>
+                <w:rFonts w:ascii="Times New Roman" w:hAnsi="Times New Roman" w:eastAsia="Times New Roman" w:cs="Times New Roman"/>
+                <w:b w:val="0"/>
+                <w:sz w:val="22"/>
               </w:rPr>
               <w:t>Диск</w:t>
             </w:r>
@@ -542,9 +850,16 @@
             <w:tcW w:type="dxa" w:w="1728"/>
           </w:tcPr>
           <w:p>
+            <w:pPr>
+              <w:spacing w:line="360" w:lineRule="auto" w:before="0" w:after="0"/>
+              <w:ind w:firstLine="0"/>
+              <w:jc w:val="both"/>
+            </w:pPr>
             <w:r>
               <w:rPr>
-                <w:sz w:val="16"/>
+                <w:rFonts w:ascii="Times New Roman" w:hAnsi="Times New Roman" w:eastAsia="Times New Roman" w:cs="Times New Roman"/>
+                <w:b w:val="0"/>
+                <w:sz w:val="22"/>
               </w:rPr>
               <w:t>(данные + журналы + временные) × 1,3</w:t>
             </w:r>
@@ -554,19 +869,37 @@
           <w:tcPr>
             <w:tcW w:type="dxa" w:w="1728"/>
           </w:tcPr>
-          <w:p/>
+          <w:p>
+            <w:pPr>
+              <w:spacing w:line="360" w:lineRule="auto" w:before="0" w:after="0"/>
+              <w:ind w:firstLine="0"/>
+              <w:jc w:val="both"/>
+            </w:pPr>
+          </w:p>
         </w:tc>
         <w:tc>
           <w:tcPr>
             <w:tcW w:type="dxa" w:w="1728"/>
           </w:tcPr>
-          <w:p/>
+          <w:p>
+            <w:pPr>
+              <w:spacing w:line="360" w:lineRule="auto" w:before="0" w:after="0"/>
+              <w:ind w:firstLine="0"/>
+              <w:jc w:val="both"/>
+            </w:pPr>
+          </w:p>
         </w:tc>
         <w:tc>
           <w:tcPr>
             <w:tcW w:type="dxa" w:w="1728"/>
           </w:tcPr>
-          <w:p/>
+          <w:p>
+            <w:pPr>
+              <w:spacing w:line="360" w:lineRule="auto" w:before="0" w:after="0"/>
+              <w:ind w:firstLine="0"/>
+              <w:jc w:val="both"/>
+            </w:pPr>
+          </w:p>
         </w:tc>
       </w:tr>
       <w:tr>
@@ -575,9 +908,16 @@
             <w:tcW w:type="dxa" w:w="1728"/>
           </w:tcPr>
           <w:p>
+            <w:pPr>
+              <w:spacing w:line="360" w:lineRule="auto" w:before="0" w:after="0"/>
+              <w:ind w:firstLine="0"/>
+              <w:jc w:val="both"/>
+            </w:pPr>
             <w:r>
               <w:rPr>
-                <w:sz w:val="16"/>
+                <w:rFonts w:ascii="Times New Roman" w:hAnsi="Times New Roman" w:eastAsia="Times New Roman" w:cs="Times New Roman"/>
+                <w:b w:val="0"/>
+                <w:sz w:val="22"/>
               </w:rPr>
               <w:t>Сеть</w:t>
             </w:r>
@@ -588,9 +928,16 @@
             <w:tcW w:type="dxa" w:w="1728"/>
           </w:tcPr>
           <w:p>
+            <w:pPr>
+              <w:spacing w:line="360" w:lineRule="auto" w:before="0" w:after="0"/>
+              <w:ind w:firstLine="0"/>
+              <w:jc w:val="both"/>
+            </w:pPr>
             <w:r>
               <w:rPr>
-                <w:sz w:val="16"/>
+                <w:rFonts w:ascii="Times New Roman" w:hAnsi="Times New Roman" w:eastAsia="Times New Roman" w:cs="Times New Roman"/>
+                <w:b w:val="0"/>
+                <w:sz w:val="22"/>
               </w:rPr>
               <w:t>запросы/с × размер ответа × 8 × 2</w:t>
             </w:r>
@@ -600,28 +947,52 @@
           <w:tcPr>
             <w:tcW w:type="dxa" w:w="1728"/>
           </w:tcPr>
-          <w:p/>
+          <w:p>
+            <w:pPr>
+              <w:spacing w:line="360" w:lineRule="auto" w:before="0" w:after="0"/>
+              <w:ind w:firstLine="0"/>
+              <w:jc w:val="both"/>
+            </w:pPr>
+          </w:p>
         </w:tc>
         <w:tc>
           <w:tcPr>
             <w:tcW w:type="dxa" w:w="1728"/>
           </w:tcPr>
-          <w:p/>
+          <w:p>
+            <w:pPr>
+              <w:spacing w:line="360" w:lineRule="auto" w:before="0" w:after="0"/>
+              <w:ind w:firstLine="0"/>
+              <w:jc w:val="both"/>
+            </w:pPr>
+          </w:p>
         </w:tc>
         <w:tc>
           <w:tcPr>
             <w:tcW w:type="dxa" w:w="1728"/>
           </w:tcPr>
-          <w:p/>
+          <w:p>
+            <w:pPr>
+              <w:spacing w:line="360" w:lineRule="auto" w:before="0" w:after="0"/>
+              <w:ind w:firstLine="0"/>
+              <w:jc w:val="both"/>
+            </w:pPr>
+          </w:p>
         </w:tc>
       </w:tr>
     </w:tbl>
     <w:p/>
     <w:p>
+      <w:pPr>
+        <w:spacing w:line="360" w:lineRule="auto" w:before="0" w:after="0"/>
+        <w:ind w:firstLine="709"/>
+        <w:jc w:val="both"/>
+      </w:pPr>
       <w:r>
         <w:rPr>
+          <w:rFonts w:ascii="Times New Roman" w:hAnsi="Times New Roman" w:eastAsia="Times New Roman" w:cs="Times New Roman"/>
           <w:b/>
-          <w:sz w:val="24"/>
+          <w:sz w:val="28"/>
         </w:rPr>
         <w:t>Конфигурации</w:t>
       </w:r>
@@ -630,6 +1001,7 @@
       <w:tblPr>
         <w:tblStyle w:val="TableGrid"/>
         <w:tblW w:type="auto" w:w="0"/>
+        <w:tblLayout w:type="autofit"/>
         <w:tblLook w:firstColumn="1" w:firstRow="1" w:lastColumn="0" w:lastRow="0" w:noHBand="0" w:noVBand="1" w:val="04A0"/>
       </w:tblPr>
       <w:tblGrid>
@@ -645,9 +1017,16 @@
             <w:tcW w:type="dxa" w:w="1728"/>
           </w:tcPr>
           <w:p>
+            <w:pPr>
+              <w:spacing w:line="360" w:lineRule="auto" w:before="0" w:after="0"/>
+              <w:ind w:firstLine="0"/>
+              <w:jc w:val="center"/>
+            </w:pPr>
             <w:r>
               <w:rPr>
-                <w:sz w:val="16"/>
+                <w:rFonts w:ascii="Times New Roman" w:hAnsi="Times New Roman" w:eastAsia="Times New Roman" w:cs="Times New Roman"/>
+                <w:b/>
+                <w:sz w:val="22"/>
               </w:rPr>
               <w:t>Компонент</w:t>
             </w:r>
@@ -658,9 +1037,16 @@
             <w:tcW w:type="dxa" w:w="1728"/>
           </w:tcPr>
           <w:p>
+            <w:pPr>
+              <w:spacing w:line="360" w:lineRule="auto" w:before="0" w:after="0"/>
+              <w:ind w:firstLine="0"/>
+              <w:jc w:val="center"/>
+            </w:pPr>
             <w:r>
               <w:rPr>
-                <w:sz w:val="16"/>
+                <w:rFonts w:ascii="Times New Roman" w:hAnsi="Times New Roman" w:eastAsia="Times New Roman" w:cs="Times New Roman"/>
+                <w:b/>
+                <w:sz w:val="22"/>
               </w:rPr>
               <w:t>Минимальная</w:t>
             </w:r>
@@ -671,9 +1057,16 @@
             <w:tcW w:type="dxa" w:w="1728"/>
           </w:tcPr>
           <w:p>
+            <w:pPr>
+              <w:spacing w:line="360" w:lineRule="auto" w:before="0" w:after="0"/>
+              <w:ind w:firstLine="0"/>
+              <w:jc w:val="center"/>
+            </w:pPr>
             <w:r>
               <w:rPr>
-                <w:sz w:val="16"/>
+                <w:rFonts w:ascii="Times New Roman" w:hAnsi="Times New Roman" w:eastAsia="Times New Roman" w:cs="Times New Roman"/>
+                <w:b/>
+                <w:sz w:val="22"/>
               </w:rPr>
               <w:t>Рекомендуемая</w:t>
             </w:r>
@@ -684,9 +1077,16 @@
             <w:tcW w:type="dxa" w:w="1728"/>
           </w:tcPr>
           <w:p>
+            <w:pPr>
+              <w:spacing w:line="360" w:lineRule="auto" w:before="0" w:after="0"/>
+              <w:ind w:firstLine="0"/>
+              <w:jc w:val="center"/>
+            </w:pPr>
             <w:r>
               <w:rPr>
-                <w:sz w:val="16"/>
+                <w:rFonts w:ascii="Times New Roman" w:hAnsi="Times New Roman" w:eastAsia="Times New Roman" w:cs="Times New Roman"/>
+                <w:b/>
+                <w:sz w:val="22"/>
               </w:rPr>
               <w:t>Отказоустойчивая</w:t>
             </w:r>
@@ -697,9 +1097,16 @@
             <w:tcW w:type="dxa" w:w="1728"/>
           </w:tcPr>
           <w:p>
+            <w:pPr>
+              <w:spacing w:line="360" w:lineRule="auto" w:before="0" w:after="0"/>
+              <w:ind w:firstLine="0"/>
+              <w:jc w:val="center"/>
+            </w:pPr>
             <w:r>
               <w:rPr>
-                <w:sz w:val="16"/>
+                <w:rFonts w:ascii="Times New Roman" w:hAnsi="Times New Roman" w:eastAsia="Times New Roman" w:cs="Times New Roman"/>
+                <w:b/>
+                <w:sz w:val="22"/>
               </w:rPr>
               <w:t>Комментарий</w:t>
             </w:r>
@@ -712,9 +1119,16 @@
             <w:tcW w:type="dxa" w:w="1728"/>
           </w:tcPr>
           <w:p>
+            <w:pPr>
+              <w:spacing w:line="360" w:lineRule="auto" w:before="0" w:after="0"/>
+              <w:ind w:firstLine="0"/>
+              <w:jc w:val="both"/>
+            </w:pPr>
             <w:r>
               <w:rPr>
-                <w:sz w:val="16"/>
+                <w:rFonts w:ascii="Times New Roman" w:hAnsi="Times New Roman" w:eastAsia="Times New Roman" w:cs="Times New Roman"/>
+                <w:b w:val="0"/>
+                <w:sz w:val="22"/>
               </w:rPr>
               <w:t>Процессор</w:t>
             </w:r>
@@ -724,25 +1138,49 @@
           <w:tcPr>
             <w:tcW w:type="dxa" w:w="1728"/>
           </w:tcPr>
-          <w:p/>
+          <w:p>
+            <w:pPr>
+              <w:spacing w:line="360" w:lineRule="auto" w:before="0" w:after="0"/>
+              <w:ind w:firstLine="0"/>
+              <w:jc w:val="both"/>
+            </w:pPr>
+          </w:p>
         </w:tc>
         <w:tc>
           <w:tcPr>
             <w:tcW w:type="dxa" w:w="1728"/>
           </w:tcPr>
-          <w:p/>
+          <w:p>
+            <w:pPr>
+              <w:spacing w:line="360" w:lineRule="auto" w:before="0" w:after="0"/>
+              <w:ind w:firstLine="0"/>
+              <w:jc w:val="both"/>
+            </w:pPr>
+          </w:p>
         </w:tc>
         <w:tc>
           <w:tcPr>
             <w:tcW w:type="dxa" w:w="1728"/>
           </w:tcPr>
-          <w:p/>
+          <w:p>
+            <w:pPr>
+              <w:spacing w:line="360" w:lineRule="auto" w:before="0" w:after="0"/>
+              <w:ind w:firstLine="0"/>
+              <w:jc w:val="both"/>
+            </w:pPr>
+          </w:p>
         </w:tc>
         <w:tc>
           <w:tcPr>
             <w:tcW w:type="dxa" w:w="1728"/>
           </w:tcPr>
-          <w:p/>
+          <w:p>
+            <w:pPr>
+              <w:spacing w:line="360" w:lineRule="auto" w:before="0" w:after="0"/>
+              <w:ind w:firstLine="0"/>
+              <w:jc w:val="both"/>
+            </w:pPr>
+          </w:p>
         </w:tc>
       </w:tr>
       <w:tr>
@@ -751,9 +1189,16 @@
             <w:tcW w:type="dxa" w:w="1728"/>
           </w:tcPr>
           <w:p>
+            <w:pPr>
+              <w:spacing w:line="360" w:lineRule="auto" w:before="0" w:after="0"/>
+              <w:ind w:firstLine="0"/>
+              <w:jc w:val="both"/>
+            </w:pPr>
             <w:r>
               <w:rPr>
-                <w:sz w:val="16"/>
+                <w:rFonts w:ascii="Times New Roman" w:hAnsi="Times New Roman" w:eastAsia="Times New Roman" w:cs="Times New Roman"/>
+                <w:b w:val="0"/>
+                <w:sz w:val="22"/>
               </w:rPr>
               <w:t>Память</w:t>
             </w:r>
@@ -763,25 +1208,49 @@
           <w:tcPr>
             <w:tcW w:type="dxa" w:w="1728"/>
           </w:tcPr>
-          <w:p/>
+          <w:p>
+            <w:pPr>
+              <w:spacing w:line="360" w:lineRule="auto" w:before="0" w:after="0"/>
+              <w:ind w:firstLine="0"/>
+              <w:jc w:val="both"/>
+            </w:pPr>
+          </w:p>
         </w:tc>
         <w:tc>
           <w:tcPr>
             <w:tcW w:type="dxa" w:w="1728"/>
           </w:tcPr>
-          <w:p/>
+          <w:p>
+            <w:pPr>
+              <w:spacing w:line="360" w:lineRule="auto" w:before="0" w:after="0"/>
+              <w:ind w:firstLine="0"/>
+              <w:jc w:val="both"/>
+            </w:pPr>
+          </w:p>
         </w:tc>
         <w:tc>
           <w:tcPr>
             <w:tcW w:type="dxa" w:w="1728"/>
           </w:tcPr>
-          <w:p/>
+          <w:p>
+            <w:pPr>
+              <w:spacing w:line="360" w:lineRule="auto" w:before="0" w:after="0"/>
+              <w:ind w:firstLine="0"/>
+              <w:jc w:val="both"/>
+            </w:pPr>
+          </w:p>
         </w:tc>
         <w:tc>
           <w:tcPr>
             <w:tcW w:type="dxa" w:w="1728"/>
           </w:tcPr>
-          <w:p/>
+          <w:p>
+            <w:pPr>
+              <w:spacing w:line="360" w:lineRule="auto" w:before="0" w:after="0"/>
+              <w:ind w:firstLine="0"/>
+              <w:jc w:val="both"/>
+            </w:pPr>
+          </w:p>
         </w:tc>
       </w:tr>
       <w:tr>
@@ -790,9 +1259,16 @@
             <w:tcW w:type="dxa" w:w="1728"/>
           </w:tcPr>
           <w:p>
+            <w:pPr>
+              <w:spacing w:line="360" w:lineRule="auto" w:before="0" w:after="0"/>
+              <w:ind w:firstLine="0"/>
+              <w:jc w:val="both"/>
+            </w:pPr>
             <w:r>
               <w:rPr>
-                <w:sz w:val="16"/>
+                <w:rFonts w:ascii="Times New Roman" w:hAnsi="Times New Roman" w:eastAsia="Times New Roman" w:cs="Times New Roman"/>
+                <w:b w:val="0"/>
+                <w:sz w:val="22"/>
               </w:rPr>
               <w:t>Диск</w:t>
             </w:r>
@@ -802,25 +1278,49 @@
           <w:tcPr>
             <w:tcW w:type="dxa" w:w="1728"/>
           </w:tcPr>
-          <w:p/>
+          <w:p>
+            <w:pPr>
+              <w:spacing w:line="360" w:lineRule="auto" w:before="0" w:after="0"/>
+              <w:ind w:firstLine="0"/>
+              <w:jc w:val="both"/>
+            </w:pPr>
+          </w:p>
         </w:tc>
         <w:tc>
           <w:tcPr>
             <w:tcW w:type="dxa" w:w="1728"/>
           </w:tcPr>
-          <w:p/>
+          <w:p>
+            <w:pPr>
+              <w:spacing w:line="360" w:lineRule="auto" w:before="0" w:after="0"/>
+              <w:ind w:firstLine="0"/>
+              <w:jc w:val="both"/>
+            </w:pPr>
+          </w:p>
         </w:tc>
         <w:tc>
           <w:tcPr>
             <w:tcW w:type="dxa" w:w="1728"/>
           </w:tcPr>
-          <w:p/>
+          <w:p>
+            <w:pPr>
+              <w:spacing w:line="360" w:lineRule="auto" w:before="0" w:after="0"/>
+              <w:ind w:firstLine="0"/>
+              <w:jc w:val="both"/>
+            </w:pPr>
+          </w:p>
         </w:tc>
         <w:tc>
           <w:tcPr>
             <w:tcW w:type="dxa" w:w="1728"/>
           </w:tcPr>
-          <w:p/>
+          <w:p>
+            <w:pPr>
+              <w:spacing w:line="360" w:lineRule="auto" w:before="0" w:after="0"/>
+              <w:ind w:firstLine="0"/>
+              <w:jc w:val="both"/>
+            </w:pPr>
+          </w:p>
         </w:tc>
       </w:tr>
       <w:tr>
@@ -829,9 +1329,16 @@
             <w:tcW w:type="dxa" w:w="1728"/>
           </w:tcPr>
           <w:p>
+            <w:pPr>
+              <w:spacing w:line="360" w:lineRule="auto" w:before="0" w:after="0"/>
+              <w:ind w:firstLine="0"/>
+              <w:jc w:val="both"/>
+            </w:pPr>
             <w:r>
               <w:rPr>
-                <w:sz w:val="16"/>
+                <w:rFonts w:ascii="Times New Roman" w:hAnsi="Times New Roman" w:eastAsia="Times New Roman" w:cs="Times New Roman"/>
+                <w:b w:val="0"/>
+                <w:sz w:val="22"/>
               </w:rPr>
               <w:t>RAID</w:t>
             </w:r>
@@ -841,25 +1348,49 @@
           <w:tcPr>
             <w:tcW w:type="dxa" w:w="1728"/>
           </w:tcPr>
-          <w:p/>
+          <w:p>
+            <w:pPr>
+              <w:spacing w:line="360" w:lineRule="auto" w:before="0" w:after="0"/>
+              <w:ind w:firstLine="0"/>
+              <w:jc w:val="both"/>
+            </w:pPr>
+          </w:p>
         </w:tc>
         <w:tc>
           <w:tcPr>
             <w:tcW w:type="dxa" w:w="1728"/>
           </w:tcPr>
-          <w:p/>
+          <w:p>
+            <w:pPr>
+              <w:spacing w:line="360" w:lineRule="auto" w:before="0" w:after="0"/>
+              <w:ind w:firstLine="0"/>
+              <w:jc w:val="both"/>
+            </w:pPr>
+          </w:p>
         </w:tc>
         <w:tc>
           <w:tcPr>
             <w:tcW w:type="dxa" w:w="1728"/>
           </w:tcPr>
-          <w:p/>
+          <w:p>
+            <w:pPr>
+              <w:spacing w:line="360" w:lineRule="auto" w:before="0" w:after="0"/>
+              <w:ind w:firstLine="0"/>
+              <w:jc w:val="both"/>
+            </w:pPr>
+          </w:p>
         </w:tc>
         <w:tc>
           <w:tcPr>
             <w:tcW w:type="dxa" w:w="1728"/>
           </w:tcPr>
-          <w:p/>
+          <w:p>
+            <w:pPr>
+              <w:spacing w:line="360" w:lineRule="auto" w:before="0" w:after="0"/>
+              <w:ind w:firstLine="0"/>
+              <w:jc w:val="both"/>
+            </w:pPr>
+          </w:p>
         </w:tc>
       </w:tr>
       <w:tr>
@@ -868,9 +1399,16 @@
             <w:tcW w:type="dxa" w:w="1728"/>
           </w:tcPr>
           <w:p>
+            <w:pPr>
+              <w:spacing w:line="360" w:lineRule="auto" w:before="0" w:after="0"/>
+              <w:ind w:firstLine="0"/>
+              <w:jc w:val="both"/>
+            </w:pPr>
             <w:r>
               <w:rPr>
-                <w:sz w:val="16"/>
+                <w:rFonts w:ascii="Times New Roman" w:hAnsi="Times New Roman" w:eastAsia="Times New Roman" w:cs="Times New Roman"/>
+                <w:b w:val="0"/>
+                <w:sz w:val="22"/>
               </w:rPr>
               <w:t>Сеть</w:t>
             </w:r>
@@ -880,25 +1418,49 @@
           <w:tcPr>
             <w:tcW w:type="dxa" w:w="1728"/>
           </w:tcPr>
-          <w:p/>
+          <w:p>
+            <w:pPr>
+              <w:spacing w:line="360" w:lineRule="auto" w:before="0" w:after="0"/>
+              <w:ind w:firstLine="0"/>
+              <w:jc w:val="both"/>
+            </w:pPr>
+          </w:p>
         </w:tc>
         <w:tc>
           <w:tcPr>
             <w:tcW w:type="dxa" w:w="1728"/>
           </w:tcPr>
-          <w:p/>
+          <w:p>
+            <w:pPr>
+              <w:spacing w:line="360" w:lineRule="auto" w:before="0" w:after="0"/>
+              <w:ind w:firstLine="0"/>
+              <w:jc w:val="both"/>
+            </w:pPr>
+          </w:p>
         </w:tc>
         <w:tc>
           <w:tcPr>
             <w:tcW w:type="dxa" w:w="1728"/>
           </w:tcPr>
-          <w:p/>
+          <w:p>
+            <w:pPr>
+              <w:spacing w:line="360" w:lineRule="auto" w:before="0" w:after="0"/>
+              <w:ind w:firstLine="0"/>
+              <w:jc w:val="both"/>
+            </w:pPr>
+          </w:p>
         </w:tc>
         <w:tc>
           <w:tcPr>
             <w:tcW w:type="dxa" w:w="1728"/>
           </w:tcPr>
-          <w:p/>
+          <w:p>
+            <w:pPr>
+              <w:spacing w:line="360" w:lineRule="auto" w:before="0" w:after="0"/>
+              <w:ind w:firstLine="0"/>
+              <w:jc w:val="both"/>
+            </w:pPr>
+          </w:p>
         </w:tc>
       </w:tr>
       <w:tr>
@@ -907,9 +1469,16 @@
             <w:tcW w:type="dxa" w:w="1728"/>
           </w:tcPr>
           <w:p>
+            <w:pPr>
+              <w:spacing w:line="360" w:lineRule="auto" w:before="0" w:after="0"/>
+              <w:ind w:firstLine="0"/>
+              <w:jc w:val="both"/>
+            </w:pPr>
             <w:r>
               <w:rPr>
-                <w:sz w:val="16"/>
+                <w:rFonts w:ascii="Times New Roman" w:hAnsi="Times New Roman" w:eastAsia="Times New Roman" w:cs="Times New Roman"/>
+                <w:b w:val="0"/>
+                <w:sz w:val="22"/>
               </w:rPr>
               <w:t>Питание</w:t>
             </w:r>
@@ -919,25 +1488,49 @@
           <w:tcPr>
             <w:tcW w:type="dxa" w:w="1728"/>
           </w:tcPr>
-          <w:p/>
+          <w:p>
+            <w:pPr>
+              <w:spacing w:line="360" w:lineRule="auto" w:before="0" w:after="0"/>
+              <w:ind w:firstLine="0"/>
+              <w:jc w:val="both"/>
+            </w:pPr>
+          </w:p>
         </w:tc>
         <w:tc>
           <w:tcPr>
             <w:tcW w:type="dxa" w:w="1728"/>
           </w:tcPr>
-          <w:p/>
+          <w:p>
+            <w:pPr>
+              <w:spacing w:line="360" w:lineRule="auto" w:before="0" w:after="0"/>
+              <w:ind w:firstLine="0"/>
+              <w:jc w:val="both"/>
+            </w:pPr>
+          </w:p>
         </w:tc>
         <w:tc>
           <w:tcPr>
             <w:tcW w:type="dxa" w:w="1728"/>
           </w:tcPr>
-          <w:p/>
+          <w:p>
+            <w:pPr>
+              <w:spacing w:line="360" w:lineRule="auto" w:before="0" w:after="0"/>
+              <w:ind w:firstLine="0"/>
+              <w:jc w:val="both"/>
+            </w:pPr>
+          </w:p>
         </w:tc>
         <w:tc>
           <w:tcPr>
             <w:tcW w:type="dxa" w:w="1728"/>
           </w:tcPr>
-          <w:p/>
+          <w:p>
+            <w:pPr>
+              <w:spacing w:line="360" w:lineRule="auto" w:before="0" w:after="0"/>
+              <w:ind w:firstLine="0"/>
+              <w:jc w:val="both"/>
+            </w:pPr>
+          </w:p>
         </w:tc>
       </w:tr>
       <w:tr>
@@ -946,9 +1539,16 @@
             <w:tcW w:type="dxa" w:w="1728"/>
           </w:tcPr>
           <w:p>
+            <w:pPr>
+              <w:spacing w:line="360" w:lineRule="auto" w:before="0" w:after="0"/>
+              <w:ind w:firstLine="0"/>
+              <w:jc w:val="both"/>
+            </w:pPr>
             <w:r>
               <w:rPr>
-                <w:sz w:val="16"/>
+                <w:rFonts w:ascii="Times New Roman" w:hAnsi="Times New Roman" w:eastAsia="Times New Roman" w:cs="Times New Roman"/>
+                <w:b w:val="0"/>
+                <w:sz w:val="22"/>
               </w:rPr>
               <w:t>Резервная копия</w:t>
             </w:r>
@@ -958,25 +1558,49 @@
           <w:tcPr>
             <w:tcW w:type="dxa" w:w="1728"/>
           </w:tcPr>
-          <w:p/>
+          <w:p>
+            <w:pPr>
+              <w:spacing w:line="360" w:lineRule="auto" w:before="0" w:after="0"/>
+              <w:ind w:firstLine="0"/>
+              <w:jc w:val="both"/>
+            </w:pPr>
+          </w:p>
         </w:tc>
         <w:tc>
           <w:tcPr>
             <w:tcW w:type="dxa" w:w="1728"/>
           </w:tcPr>
-          <w:p/>
+          <w:p>
+            <w:pPr>
+              <w:spacing w:line="360" w:lineRule="auto" w:before="0" w:after="0"/>
+              <w:ind w:firstLine="0"/>
+              <w:jc w:val="both"/>
+            </w:pPr>
+          </w:p>
         </w:tc>
         <w:tc>
           <w:tcPr>
             <w:tcW w:type="dxa" w:w="1728"/>
           </w:tcPr>
-          <w:p/>
+          <w:p>
+            <w:pPr>
+              <w:spacing w:line="360" w:lineRule="auto" w:before="0" w:after="0"/>
+              <w:ind w:firstLine="0"/>
+              <w:jc w:val="both"/>
+            </w:pPr>
+          </w:p>
         </w:tc>
         <w:tc>
           <w:tcPr>
             <w:tcW w:type="dxa" w:w="1728"/>
           </w:tcPr>
-          <w:p/>
+          <w:p>
+            <w:pPr>
+              <w:spacing w:line="360" w:lineRule="auto" w:before="0" w:after="0"/>
+              <w:ind w:firstLine="0"/>
+              <w:jc w:val="both"/>
+            </w:pPr>
+          </w:p>
         </w:tc>
       </w:tr>
       <w:tr>
@@ -985,9 +1609,16 @@
             <w:tcW w:type="dxa" w:w="1728"/>
           </w:tcPr>
           <w:p>
+            <w:pPr>
+              <w:spacing w:line="360" w:lineRule="auto" w:before="0" w:after="0"/>
+              <w:ind w:firstLine="0"/>
+              <w:jc w:val="both"/>
+            </w:pPr>
             <w:r>
               <w:rPr>
-                <w:sz w:val="16"/>
+                <w:rFonts w:ascii="Times New Roman" w:hAnsi="Times New Roman" w:eastAsia="Times New Roman" w:cs="Times New Roman"/>
+                <w:b w:val="0"/>
+                <w:sz w:val="22"/>
               </w:rPr>
               <w:t>Относительная стоимость</w:t>
             </w:r>
@@ -997,34 +1628,64 @@
           <w:tcPr>
             <w:tcW w:type="dxa" w:w="1728"/>
           </w:tcPr>
-          <w:p/>
+          <w:p>
+            <w:pPr>
+              <w:spacing w:line="360" w:lineRule="auto" w:before="0" w:after="0"/>
+              <w:ind w:firstLine="0"/>
+              <w:jc w:val="both"/>
+            </w:pPr>
+          </w:p>
         </w:tc>
         <w:tc>
           <w:tcPr>
             <w:tcW w:type="dxa" w:w="1728"/>
           </w:tcPr>
-          <w:p/>
+          <w:p>
+            <w:pPr>
+              <w:spacing w:line="360" w:lineRule="auto" w:before="0" w:after="0"/>
+              <w:ind w:firstLine="0"/>
+              <w:jc w:val="both"/>
+            </w:pPr>
+          </w:p>
         </w:tc>
         <w:tc>
           <w:tcPr>
             <w:tcW w:type="dxa" w:w="1728"/>
           </w:tcPr>
-          <w:p/>
+          <w:p>
+            <w:pPr>
+              <w:spacing w:line="360" w:lineRule="auto" w:before="0" w:after="0"/>
+              <w:ind w:firstLine="0"/>
+              <w:jc w:val="both"/>
+            </w:pPr>
+          </w:p>
         </w:tc>
         <w:tc>
           <w:tcPr>
             <w:tcW w:type="dxa" w:w="1728"/>
           </w:tcPr>
-          <w:p/>
+          <w:p>
+            <w:pPr>
+              <w:spacing w:line="360" w:lineRule="auto" w:before="0" w:after="0"/>
+              <w:ind w:firstLine="0"/>
+              <w:jc w:val="both"/>
+            </w:pPr>
+          </w:p>
         </w:tc>
       </w:tr>
     </w:tbl>
     <w:p/>
     <w:p>
+      <w:pPr>
+        <w:spacing w:line="360" w:lineRule="auto" w:before="0" w:after="0"/>
+        <w:ind w:firstLine="709"/>
+        <w:jc w:val="both"/>
+      </w:pPr>
       <w:r>
         <w:rPr>
+          <w:rFonts w:ascii="Times New Roman" w:hAnsi="Times New Roman" w:eastAsia="Times New Roman" w:cs="Times New Roman"/>
           <w:b/>
-          <w:sz w:val="24"/>
+          <w:sz w:val="28"/>
         </w:rPr>
         <w:t>Проверка расчёта</w:t>
       </w:r>
@@ -1033,6 +1694,7 @@
       <w:tblPr>
         <w:tblStyle w:val="TableGrid"/>
         <w:tblW w:type="auto" w:w="0"/>
+        <w:tblLayout w:type="autofit"/>
         <w:tblLook w:firstColumn="1" w:firstRow="1" w:lastColumn="0" w:lastRow="0" w:noHBand="0" w:noVBand="1" w:val="04A0"/>
       </w:tblPr>
       <w:tblGrid>
@@ -1047,9 +1709,16 @@
             <w:tcW w:type="dxa" w:w="2160"/>
           </w:tcPr>
           <w:p>
+            <w:pPr>
+              <w:spacing w:line="360" w:lineRule="auto" w:before="0" w:after="0"/>
+              <w:ind w:firstLine="0"/>
+              <w:jc w:val="center"/>
+            </w:pPr>
             <w:r>
               <w:rPr>
-                <w:sz w:val="16"/>
+                <w:rFonts w:ascii="Times New Roman" w:hAnsi="Times New Roman" w:eastAsia="Times New Roman" w:cs="Times New Roman"/>
+                <w:b/>
+                <w:sz w:val="22"/>
               </w:rPr>
               <w:t>Что проверить</w:t>
             </w:r>
@@ -1060,9 +1729,16 @@
             <w:tcW w:type="dxa" w:w="2160"/>
           </w:tcPr>
           <w:p>
+            <w:pPr>
+              <w:spacing w:line="360" w:lineRule="auto" w:before="0" w:after="0"/>
+              <w:ind w:firstLine="0"/>
+              <w:jc w:val="center"/>
+            </w:pPr>
             <w:r>
               <w:rPr>
-                <w:sz w:val="16"/>
+                <w:rFonts w:ascii="Times New Roman" w:hAnsi="Times New Roman" w:eastAsia="Times New Roman" w:cs="Times New Roman"/>
+                <w:b/>
+                <w:sz w:val="22"/>
               </w:rPr>
               <w:t>Норма</w:t>
             </w:r>
@@ -1073,9 +1749,16 @@
             <w:tcW w:type="dxa" w:w="2160"/>
           </w:tcPr>
           <w:p>
+            <w:pPr>
+              <w:spacing w:line="360" w:lineRule="auto" w:before="0" w:after="0"/>
+              <w:ind w:firstLine="0"/>
+              <w:jc w:val="center"/>
+            </w:pPr>
             <w:r>
               <w:rPr>
-                <w:sz w:val="16"/>
+                <w:rFonts w:ascii="Times New Roman" w:hAnsi="Times New Roman" w:eastAsia="Times New Roman" w:cs="Times New Roman"/>
+                <w:b/>
+                <w:sz w:val="22"/>
               </w:rPr>
               <w:t>Факт</w:t>
             </w:r>
@@ -1086,9 +1769,16 @@
             <w:tcW w:type="dxa" w:w="2160"/>
           </w:tcPr>
           <w:p>
+            <w:pPr>
+              <w:spacing w:line="360" w:lineRule="auto" w:before="0" w:after="0"/>
+              <w:ind w:firstLine="0"/>
+              <w:jc w:val="center"/>
+            </w:pPr>
             <w:r>
               <w:rPr>
-                <w:sz w:val="16"/>
+                <w:rFonts w:ascii="Times New Roman" w:hAnsi="Times New Roman" w:eastAsia="Times New Roman" w:cs="Times New Roman"/>
+                <w:b/>
+                <w:sz w:val="22"/>
               </w:rPr>
               <w:t>Вывод</w:t>
             </w:r>
@@ -1101,9 +1791,16 @@
             <w:tcW w:type="dxa" w:w="2160"/>
           </w:tcPr>
           <w:p>
+            <w:pPr>
+              <w:spacing w:line="360" w:lineRule="auto" w:before="0" w:after="0"/>
+              <w:ind w:firstLine="0"/>
+              <w:jc w:val="both"/>
+            </w:pPr>
             <w:r>
               <w:rPr>
-                <w:sz w:val="16"/>
+                <w:rFonts w:ascii="Times New Roman" w:hAnsi="Times New Roman" w:eastAsia="Times New Roman" w:cs="Times New Roman"/>
+                <w:b w:val="0"/>
+                <w:sz w:val="22"/>
               </w:rPr>
               <w:t>Загрузка процессора</w:t>
             </w:r>
@@ -1114,9 +1811,16 @@
             <w:tcW w:type="dxa" w:w="2160"/>
           </w:tcPr>
           <w:p>
+            <w:pPr>
+              <w:spacing w:line="360" w:lineRule="auto" w:before="0" w:after="0"/>
+              <w:ind w:firstLine="0"/>
+              <w:jc w:val="both"/>
+            </w:pPr>
             <w:r>
               <w:rPr>
-                <w:sz w:val="16"/>
+                <w:rFonts w:ascii="Times New Roman" w:hAnsi="Times New Roman" w:eastAsia="Times New Roman" w:cs="Times New Roman"/>
+                <w:b w:val="0"/>
+                <w:sz w:val="22"/>
               </w:rPr>
               <w:t>не выше 65-70 процентов в пике</w:t>
             </w:r>
@@ -1126,13 +1830,25 @@
           <w:tcPr>
             <w:tcW w:type="dxa" w:w="2160"/>
           </w:tcPr>
-          <w:p/>
+          <w:p>
+            <w:pPr>
+              <w:spacing w:line="360" w:lineRule="auto" w:before="0" w:after="0"/>
+              <w:ind w:firstLine="0"/>
+              <w:jc w:val="both"/>
+            </w:pPr>
+          </w:p>
         </w:tc>
         <w:tc>
           <w:tcPr>
             <w:tcW w:type="dxa" w:w="2160"/>
           </w:tcPr>
-          <w:p/>
+          <w:p>
+            <w:pPr>
+              <w:spacing w:line="360" w:lineRule="auto" w:before="0" w:after="0"/>
+              <w:ind w:firstLine="0"/>
+              <w:jc w:val="both"/>
+            </w:pPr>
+          </w:p>
         </w:tc>
       </w:tr>
       <w:tr>
@@ -1141,9 +1857,16 @@
             <w:tcW w:type="dxa" w:w="2160"/>
           </w:tcPr>
           <w:p>
+            <w:pPr>
+              <w:spacing w:line="360" w:lineRule="auto" w:before="0" w:after="0"/>
+              <w:ind w:firstLine="0"/>
+              <w:jc w:val="both"/>
+            </w:pPr>
             <w:r>
               <w:rPr>
-                <w:sz w:val="16"/>
+                <w:rFonts w:ascii="Times New Roman" w:hAnsi="Times New Roman" w:eastAsia="Times New Roman" w:cs="Times New Roman"/>
+                <w:b w:val="0"/>
+                <w:sz w:val="22"/>
               </w:rPr>
               <w:t>Память</w:t>
             </w:r>
@@ -1154,9 +1877,16 @@
             <w:tcW w:type="dxa" w:w="2160"/>
           </w:tcPr>
           <w:p>
+            <w:pPr>
+              <w:spacing w:line="360" w:lineRule="auto" w:before="0" w:after="0"/>
+              <w:ind w:firstLine="0"/>
+              <w:jc w:val="both"/>
+            </w:pPr>
             <w:r>
               <w:rPr>
-                <w:sz w:val="16"/>
+                <w:rFonts w:ascii="Times New Roman" w:hAnsi="Times New Roman" w:eastAsia="Times New Roman" w:cs="Times New Roman"/>
+                <w:b w:val="0"/>
+                <w:sz w:val="22"/>
               </w:rPr>
               <w:t>запас не менее 30 процентов</w:t>
             </w:r>
@@ -1166,13 +1896,25 @@
           <w:tcPr>
             <w:tcW w:type="dxa" w:w="2160"/>
           </w:tcPr>
-          <w:p/>
+          <w:p>
+            <w:pPr>
+              <w:spacing w:line="360" w:lineRule="auto" w:before="0" w:after="0"/>
+              <w:ind w:firstLine="0"/>
+              <w:jc w:val="both"/>
+            </w:pPr>
+          </w:p>
         </w:tc>
         <w:tc>
           <w:tcPr>
             <w:tcW w:type="dxa" w:w="2160"/>
           </w:tcPr>
-          <w:p/>
+          <w:p>
+            <w:pPr>
+              <w:spacing w:line="360" w:lineRule="auto" w:before="0" w:after="0"/>
+              <w:ind w:firstLine="0"/>
+              <w:jc w:val="both"/>
+            </w:pPr>
+          </w:p>
         </w:tc>
       </w:tr>
       <w:tr>
@@ -1181,9 +1923,16 @@
             <w:tcW w:type="dxa" w:w="2160"/>
           </w:tcPr>
           <w:p>
+            <w:pPr>
+              <w:spacing w:line="360" w:lineRule="auto" w:before="0" w:after="0"/>
+              <w:ind w:firstLine="0"/>
+              <w:jc w:val="both"/>
+            </w:pPr>
             <w:r>
               <w:rPr>
-                <w:sz w:val="16"/>
+                <w:rFonts w:ascii="Times New Roman" w:hAnsi="Times New Roman" w:eastAsia="Times New Roman" w:cs="Times New Roman"/>
+                <w:b w:val="0"/>
+                <w:sz w:val="22"/>
               </w:rPr>
               <w:t>Диск</w:t>
             </w:r>
@@ -1194,9 +1943,16 @@
             <w:tcW w:type="dxa" w:w="2160"/>
           </w:tcPr>
           <w:p>
+            <w:pPr>
+              <w:spacing w:line="360" w:lineRule="auto" w:before="0" w:after="0"/>
+              <w:ind w:firstLine="0"/>
+              <w:jc w:val="both"/>
+            </w:pPr>
             <w:r>
               <w:rPr>
-                <w:sz w:val="16"/>
+                <w:rFonts w:ascii="Times New Roman" w:hAnsi="Times New Roman" w:eastAsia="Times New Roman" w:cs="Times New Roman"/>
+                <w:b w:val="0"/>
+                <w:sz w:val="22"/>
               </w:rPr>
               <w:t>запас не менее 30 процентов</w:t>
             </w:r>
@@ -1206,13 +1962,25 @@
           <w:tcPr>
             <w:tcW w:type="dxa" w:w="2160"/>
           </w:tcPr>
-          <w:p/>
+          <w:p>
+            <w:pPr>
+              <w:spacing w:line="360" w:lineRule="auto" w:before="0" w:after="0"/>
+              <w:ind w:firstLine="0"/>
+              <w:jc w:val="both"/>
+            </w:pPr>
+          </w:p>
         </w:tc>
         <w:tc>
           <w:tcPr>
             <w:tcW w:type="dxa" w:w="2160"/>
           </w:tcPr>
-          <w:p/>
+          <w:p>
+            <w:pPr>
+              <w:spacing w:line="360" w:lineRule="auto" w:before="0" w:after="0"/>
+              <w:ind w:firstLine="0"/>
+              <w:jc w:val="both"/>
+            </w:pPr>
+          </w:p>
         </w:tc>
       </w:tr>
       <w:tr>
@@ -1221,9 +1989,16 @@
             <w:tcW w:type="dxa" w:w="2160"/>
           </w:tcPr>
           <w:p>
+            <w:pPr>
+              <w:spacing w:line="360" w:lineRule="auto" w:before="0" w:after="0"/>
+              <w:ind w:firstLine="0"/>
+              <w:jc w:val="both"/>
+            </w:pPr>
             <w:r>
               <w:rPr>
-                <w:sz w:val="16"/>
+                <w:rFonts w:ascii="Times New Roman" w:hAnsi="Times New Roman" w:eastAsia="Times New Roman" w:cs="Times New Roman"/>
+                <w:b w:val="0"/>
+                <w:sz w:val="22"/>
               </w:rPr>
               <w:t>Сеть</w:t>
             </w:r>
@@ -1234,9 +2009,16 @@
             <w:tcW w:type="dxa" w:w="2160"/>
           </w:tcPr>
           <w:p>
+            <w:pPr>
+              <w:spacing w:line="360" w:lineRule="auto" w:before="0" w:after="0"/>
+              <w:ind w:firstLine="0"/>
+              <w:jc w:val="both"/>
+            </w:pPr>
             <w:r>
               <w:rPr>
-                <w:sz w:val="16"/>
+                <w:rFonts w:ascii="Times New Roman" w:hAnsi="Times New Roman" w:eastAsia="Times New Roman" w:cs="Times New Roman"/>
+                <w:b w:val="0"/>
+                <w:sz w:val="22"/>
               </w:rPr>
               <w:t>запас не менее 2 раз</w:t>
             </w:r>
@@ -1246,13 +2028,25 @@
           <w:tcPr>
             <w:tcW w:type="dxa" w:w="2160"/>
           </w:tcPr>
-          <w:p/>
+          <w:p>
+            <w:pPr>
+              <w:spacing w:line="360" w:lineRule="auto" w:before="0" w:after="0"/>
+              <w:ind w:firstLine="0"/>
+              <w:jc w:val="both"/>
+            </w:pPr>
+          </w:p>
         </w:tc>
         <w:tc>
           <w:tcPr>
             <w:tcW w:type="dxa" w:w="2160"/>
           </w:tcPr>
-          <w:p/>
+          <w:p>
+            <w:pPr>
+              <w:spacing w:line="360" w:lineRule="auto" w:before="0" w:after="0"/>
+              <w:ind w:firstLine="0"/>
+              <w:jc w:val="both"/>
+            </w:pPr>
+          </w:p>
         </w:tc>
       </w:tr>
       <w:tr>
@@ -1261,9 +2055,16 @@
             <w:tcW w:type="dxa" w:w="2160"/>
           </w:tcPr>
           <w:p>
+            <w:pPr>
+              <w:spacing w:line="360" w:lineRule="auto" w:before="0" w:after="0"/>
+              <w:ind w:firstLine="0"/>
+              <w:jc w:val="both"/>
+            </w:pPr>
             <w:r>
               <w:rPr>
-                <w:sz w:val="16"/>
+                <w:rFonts w:ascii="Times New Roman" w:hAnsi="Times New Roman" w:eastAsia="Times New Roman" w:cs="Times New Roman"/>
+                <w:b w:val="0"/>
+                <w:sz w:val="22"/>
               </w:rPr>
               <w:t>Диски</w:t>
             </w:r>
@@ -1274,9 +2075,16 @@
             <w:tcW w:type="dxa" w:w="2160"/>
           </w:tcPr>
           <w:p>
+            <w:pPr>
+              <w:spacing w:line="360" w:lineRule="auto" w:before="0" w:after="0"/>
+              <w:ind w:firstLine="0"/>
+              <w:jc w:val="both"/>
+            </w:pPr>
             <w:r>
               <w:rPr>
-                <w:sz w:val="16"/>
+                <w:rFonts w:ascii="Times New Roman" w:hAnsi="Times New Roman" w:eastAsia="Times New Roman" w:cs="Times New Roman"/>
+                <w:b w:val="0"/>
+                <w:sz w:val="22"/>
               </w:rPr>
               <w:t>RAID 1 или RAID 10 для системы</w:t>
             </w:r>
@@ -1286,13 +2094,25 @@
           <w:tcPr>
             <w:tcW w:type="dxa" w:w="2160"/>
           </w:tcPr>
-          <w:p/>
+          <w:p>
+            <w:pPr>
+              <w:spacing w:line="360" w:lineRule="auto" w:before="0" w:after="0"/>
+              <w:ind w:firstLine="0"/>
+              <w:jc w:val="both"/>
+            </w:pPr>
+          </w:p>
         </w:tc>
         <w:tc>
           <w:tcPr>
             <w:tcW w:type="dxa" w:w="2160"/>
           </w:tcPr>
-          <w:p/>
+          <w:p>
+            <w:pPr>
+              <w:spacing w:line="360" w:lineRule="auto" w:before="0" w:after="0"/>
+              <w:ind w:firstLine="0"/>
+              <w:jc w:val="both"/>
+            </w:pPr>
+          </w:p>
         </w:tc>
       </w:tr>
       <w:tr>
@@ -1301,9 +2121,16 @@
             <w:tcW w:type="dxa" w:w="2160"/>
           </w:tcPr>
           <w:p>
+            <w:pPr>
+              <w:spacing w:line="360" w:lineRule="auto" w:before="0" w:after="0"/>
+              <w:ind w:firstLine="0"/>
+              <w:jc w:val="both"/>
+            </w:pPr>
             <w:r>
               <w:rPr>
-                <w:sz w:val="16"/>
+                <w:rFonts w:ascii="Times New Roman" w:hAnsi="Times New Roman" w:eastAsia="Times New Roman" w:cs="Times New Roman"/>
+                <w:b w:val="0"/>
+                <w:sz w:val="22"/>
               </w:rPr>
               <w:t>Питание</w:t>
             </w:r>
@@ -1314,9 +2141,16 @@
             <w:tcW w:type="dxa" w:w="2160"/>
           </w:tcPr>
           <w:p>
+            <w:pPr>
+              <w:spacing w:line="360" w:lineRule="auto" w:before="0" w:after="0"/>
+              <w:ind w:firstLine="0"/>
+              <w:jc w:val="both"/>
+            </w:pPr>
             <w:r>
               <w:rPr>
-                <w:sz w:val="16"/>
+                <w:rFonts w:ascii="Times New Roman" w:hAnsi="Times New Roman" w:eastAsia="Times New Roman" w:cs="Times New Roman"/>
+                <w:b w:val="0"/>
+                <w:sz w:val="22"/>
               </w:rPr>
               <w:t>UPS для рабочего узла</w:t>
             </w:r>
@@ -1326,13 +2160,25 @@
           <w:tcPr>
             <w:tcW w:type="dxa" w:w="2160"/>
           </w:tcPr>
-          <w:p/>
+          <w:p>
+            <w:pPr>
+              <w:spacing w:line="360" w:lineRule="auto" w:before="0" w:after="0"/>
+              <w:ind w:firstLine="0"/>
+              <w:jc w:val="both"/>
+            </w:pPr>
+          </w:p>
         </w:tc>
         <w:tc>
           <w:tcPr>
             <w:tcW w:type="dxa" w:w="2160"/>
           </w:tcPr>
-          <w:p/>
+          <w:p>
+            <w:pPr>
+              <w:spacing w:line="360" w:lineRule="auto" w:before="0" w:after="0"/>
+              <w:ind w:firstLine="0"/>
+              <w:jc w:val="both"/>
+            </w:pPr>
+          </w:p>
         </w:tc>
       </w:tr>
       <w:tr>
@@ -1341,9 +2187,16 @@
             <w:tcW w:type="dxa" w:w="2160"/>
           </w:tcPr>
           <w:p>
+            <w:pPr>
+              <w:spacing w:line="360" w:lineRule="auto" w:before="0" w:after="0"/>
+              <w:ind w:firstLine="0"/>
+              <w:jc w:val="both"/>
+            </w:pPr>
             <w:r>
               <w:rPr>
-                <w:sz w:val="16"/>
+                <w:rFonts w:ascii="Times New Roman" w:hAnsi="Times New Roman" w:eastAsia="Times New Roman" w:cs="Times New Roman"/>
+                <w:b w:val="0"/>
+                <w:sz w:val="22"/>
               </w:rPr>
               <w:t>Резервная копия</w:t>
             </w:r>
@@ -1354,9 +2207,16 @@
             <w:tcW w:type="dxa" w:w="2160"/>
           </w:tcPr>
           <w:p>
+            <w:pPr>
+              <w:spacing w:line="360" w:lineRule="auto" w:before="0" w:after="0"/>
+              <w:ind w:firstLine="0"/>
+              <w:jc w:val="both"/>
+            </w:pPr>
             <w:r>
               <w:rPr>
-                <w:sz w:val="16"/>
+                <w:rFonts w:ascii="Times New Roman" w:hAnsi="Times New Roman" w:eastAsia="Times New Roman" w:cs="Times New Roman"/>
+                <w:b w:val="0"/>
+                <w:sz w:val="22"/>
               </w:rPr>
               <w:t>хранится отдельно</w:t>
             </w:r>
@@ -1366,13 +2226,25 @@
           <w:tcPr>
             <w:tcW w:type="dxa" w:w="2160"/>
           </w:tcPr>
-          <w:p/>
+          <w:p>
+            <w:pPr>
+              <w:spacing w:line="360" w:lineRule="auto" w:before="0" w:after="0"/>
+              <w:ind w:firstLine="0"/>
+              <w:jc w:val="both"/>
+            </w:pPr>
+          </w:p>
         </w:tc>
         <w:tc>
           <w:tcPr>
             <w:tcW w:type="dxa" w:w="2160"/>
           </w:tcPr>
-          <w:p/>
+          <w:p>
+            <w:pPr>
+              <w:spacing w:line="360" w:lineRule="auto" w:before="0" w:after="0"/>
+              <w:ind w:firstLine="0"/>
+              <w:jc w:val="both"/>
+            </w:pPr>
+          </w:p>
         </w:tc>
       </w:tr>
       <w:tr>
@@ -1381,9 +2253,16 @@
             <w:tcW w:type="dxa" w:w="2160"/>
           </w:tcPr>
           <w:p>
+            <w:pPr>
+              <w:spacing w:line="360" w:lineRule="auto" w:before="0" w:after="0"/>
+              <w:ind w:firstLine="0"/>
+              <w:jc w:val="both"/>
+            </w:pPr>
             <w:r>
               <w:rPr>
-                <w:sz w:val="16"/>
+                <w:rFonts w:ascii="Times New Roman" w:hAnsi="Times New Roman" w:eastAsia="Times New Roman" w:cs="Times New Roman"/>
+                <w:b w:val="0"/>
+                <w:sz w:val="22"/>
               </w:rPr>
               <w:t>Доступность</w:t>
             </w:r>
@@ -1394,9 +2273,16 @@
             <w:tcW w:type="dxa" w:w="2160"/>
           </w:tcPr>
           <w:p>
+            <w:pPr>
+              <w:spacing w:line="360" w:lineRule="auto" w:before="0" w:after="0"/>
+              <w:ind w:firstLine="0"/>
+              <w:jc w:val="both"/>
+            </w:pPr>
             <w:r>
               <w:rPr>
-                <w:sz w:val="16"/>
+                <w:rFonts w:ascii="Times New Roman" w:hAnsi="Times New Roman" w:eastAsia="Times New Roman" w:cs="Times New Roman"/>
+                <w:b w:val="0"/>
+                <w:sz w:val="22"/>
               </w:rPr>
               <w:t>соответствует RTO и RPO</w:t>
             </w:r>
@@ -1406,95 +2292,161 @@
           <w:tcPr>
             <w:tcW w:type="dxa" w:w="2160"/>
           </w:tcPr>
-          <w:p/>
+          <w:p>
+            <w:pPr>
+              <w:spacing w:line="360" w:lineRule="auto" w:before="0" w:after="0"/>
+              <w:ind w:firstLine="0"/>
+              <w:jc w:val="both"/>
+            </w:pPr>
+          </w:p>
         </w:tc>
         <w:tc>
           <w:tcPr>
             <w:tcW w:type="dxa" w:w="2160"/>
           </w:tcPr>
-          <w:p/>
+          <w:p>
+            <w:pPr>
+              <w:spacing w:line="360" w:lineRule="auto" w:before="0" w:after="0"/>
+              <w:ind w:firstLine="0"/>
+              <w:jc w:val="both"/>
+            </w:pPr>
+          </w:p>
         </w:tc>
       </w:tr>
     </w:tbl>
     <w:p/>
     <w:p>
+      <w:pPr>
+        <w:spacing w:line="360" w:lineRule="auto" w:before="0" w:after="0"/>
+        <w:ind w:firstLine="709"/>
+        <w:jc w:val="both"/>
+      </w:pPr>
       <w:r>
         <w:rPr>
+          <w:rFonts w:ascii="Times New Roman" w:hAnsi="Times New Roman" w:eastAsia="Times New Roman" w:cs="Times New Roman"/>
           <w:b/>
-          <w:sz w:val="24"/>
+          <w:sz w:val="28"/>
         </w:rPr>
         <w:t>Выбор конфигурации</w:t>
       </w:r>
     </w:p>
     <w:p>
+      <w:pPr>
+        <w:spacing w:line="360" w:lineRule="auto" w:before="0" w:after="0"/>
+        <w:ind w:firstLine="709"/>
+        <w:jc w:val="both"/>
+      </w:pPr>
       <w:r>
         <w:rPr>
+          <w:rFonts w:ascii="Times New Roman" w:hAnsi="Times New Roman" w:eastAsia="Times New Roman" w:cs="Times New Roman"/>
           <w:b w:val="0"/>
-          <w:sz w:val="24"/>
+          <w:sz w:val="28"/>
         </w:rPr>
         <w:t>Выбранная конфигурация: ________________________________________________</w:t>
       </w:r>
     </w:p>
     <w:p>
+      <w:pPr>
+        <w:spacing w:line="360" w:lineRule="auto" w:before="0" w:after="0"/>
+        <w:ind w:firstLine="709"/>
+        <w:jc w:val="both"/>
+      </w:pPr>
       <w:r>
         <w:rPr>
+          <w:rFonts w:ascii="Times New Roman" w:hAnsi="Times New Roman" w:eastAsia="Times New Roman" w:cs="Times New Roman"/>
           <w:b w:val="0"/>
-          <w:sz w:val="24"/>
+          <w:sz w:val="28"/>
         </w:rPr>
         <w:t>Какие требования она закрывает: ________________________________________</w:t>
       </w:r>
     </w:p>
     <w:p>
+      <w:pPr>
+        <w:spacing w:line="360" w:lineRule="auto" w:before="0" w:after="0"/>
+        <w:ind w:firstLine="709"/>
+        <w:jc w:val="both"/>
+      </w:pPr>
       <w:r>
         <w:rPr>
+          <w:rFonts w:ascii="Times New Roman" w:hAnsi="Times New Roman" w:eastAsia="Times New Roman" w:cs="Times New Roman"/>
           <w:b w:val="0"/>
-          <w:sz w:val="24"/>
+          <w:sz w:val="28"/>
         </w:rPr>
         <w:t>________________________________________________________________________</w:t>
       </w:r>
     </w:p>
     <w:p>
+      <w:pPr>
+        <w:spacing w:line="360" w:lineRule="auto" w:before="0" w:after="0"/>
+        <w:ind w:firstLine="709"/>
+        <w:jc w:val="both"/>
+      </w:pPr>
       <w:r>
         <w:rPr>
+          <w:rFonts w:ascii="Times New Roman" w:hAnsi="Times New Roman" w:eastAsia="Times New Roman" w:cs="Times New Roman"/>
           <w:b w:val="0"/>
-          <w:sz w:val="24"/>
+          <w:sz w:val="28"/>
         </w:rPr>
         <w:t>Чем придётся заплатить: _________________________________________________</w:t>
       </w:r>
     </w:p>
     <w:p>
+      <w:pPr>
+        <w:spacing w:line="360" w:lineRule="auto" w:before="0" w:after="0"/>
+        <w:ind w:firstLine="709"/>
+        <w:jc w:val="both"/>
+      </w:pPr>
       <w:r>
         <w:rPr>
+          <w:rFonts w:ascii="Times New Roman" w:hAnsi="Times New Roman" w:eastAsia="Times New Roman" w:cs="Times New Roman"/>
           <w:b w:val="0"/>
-          <w:sz w:val="24"/>
+          <w:sz w:val="28"/>
         </w:rPr>
         <w:t>________________________________________________________________________</w:t>
       </w:r>
     </w:p>
     <w:p>
+      <w:pPr>
+        <w:spacing w:line="360" w:lineRule="auto" w:before="0" w:after="0"/>
+        <w:ind w:firstLine="709"/>
+        <w:jc w:val="both"/>
+      </w:pPr>
       <w:r>
         <w:rPr>
+          <w:rFonts w:ascii="Times New Roman" w:hAnsi="Times New Roman" w:eastAsia="Times New Roman" w:cs="Times New Roman"/>
           <w:b w:val="0"/>
-          <w:sz w:val="24"/>
+          <w:sz w:val="28"/>
         </w:rPr>
         <w:t>Почему не выбраны два других варианта: __________________________________</w:t>
       </w:r>
     </w:p>
     <w:p>
+      <w:pPr>
+        <w:spacing w:line="360" w:lineRule="auto" w:before="0" w:after="0"/>
+        <w:ind w:firstLine="709"/>
+        <w:jc w:val="both"/>
+      </w:pPr>
       <w:r>
         <w:rPr>
+          <w:rFonts w:ascii="Times New Roman" w:hAnsi="Times New Roman" w:eastAsia="Times New Roman" w:cs="Times New Roman"/>
           <w:b w:val="0"/>
-          <w:sz w:val="24"/>
+          <w:sz w:val="28"/>
         </w:rPr>
         <w:t>________________________________________________________________________</w:t>
       </w:r>
     </w:p>
     <w:p/>
     <w:p>
+      <w:pPr>
+        <w:spacing w:line="360" w:lineRule="auto" w:before="0" w:after="0"/>
+        <w:ind w:firstLine="709"/>
+        <w:jc w:val="both"/>
+      </w:pPr>
       <w:r>
         <w:rPr>
+          <w:rFonts w:ascii="Times New Roman" w:hAnsi="Times New Roman" w:eastAsia="Times New Roman" w:cs="Times New Roman"/>
           <w:b/>
-          <w:sz w:val="24"/>
+          <w:sz w:val="28"/>
         </w:rPr>
         <w:t>Риски выбранного решения</w:t>
       </w:r>
@@ -1503,6 +2455,7 @@
       <w:tblPr>
         <w:tblStyle w:val="TableGrid"/>
         <w:tblW w:type="auto" w:w="0"/>
+        <w:tblLayout w:type="autofit"/>
         <w:tblLook w:firstColumn="1" w:firstRow="1" w:lastColumn="0" w:lastRow="0" w:noHBand="0" w:noVBand="1" w:val="04A0"/>
       </w:tblPr>
       <w:tblGrid>
@@ -1517,9 +2470,16 @@
             <w:tcW w:type="dxa" w:w="2160"/>
           </w:tcPr>
           <w:p>
+            <w:pPr>
+              <w:spacing w:line="360" w:lineRule="auto" w:before="0" w:after="0"/>
+              <w:ind w:firstLine="0"/>
+              <w:jc w:val="center"/>
+            </w:pPr>
             <w:r>
               <w:rPr>
-                <w:sz w:val="18"/>
+                <w:rFonts w:ascii="Times New Roman" w:hAnsi="Times New Roman" w:eastAsia="Times New Roman" w:cs="Times New Roman"/>
+                <w:b/>
+                <w:sz w:val="22"/>
               </w:rPr>
               <w:t>Риск</w:t>
             </w:r>
@@ -1530,9 +2490,16 @@
             <w:tcW w:type="dxa" w:w="2160"/>
           </w:tcPr>
           <w:p>
+            <w:pPr>
+              <w:spacing w:line="360" w:lineRule="auto" w:before="0" w:after="0"/>
+              <w:ind w:firstLine="0"/>
+              <w:jc w:val="center"/>
+            </w:pPr>
             <w:r>
               <w:rPr>
-                <w:sz w:val="18"/>
+                <w:rFonts w:ascii="Times New Roman" w:hAnsi="Times New Roman" w:eastAsia="Times New Roman" w:cs="Times New Roman"/>
+                <w:b/>
+                <w:sz w:val="22"/>
               </w:rPr>
               <w:t>Вероятность</w:t>
             </w:r>
@@ -1543,9 +2510,16 @@
             <w:tcW w:type="dxa" w:w="2160"/>
           </w:tcPr>
           <w:p>
+            <w:pPr>
+              <w:spacing w:line="360" w:lineRule="auto" w:before="0" w:after="0"/>
+              <w:ind w:firstLine="0"/>
+              <w:jc w:val="center"/>
+            </w:pPr>
             <w:r>
               <w:rPr>
-                <w:sz w:val="18"/>
+                <w:rFonts w:ascii="Times New Roman" w:hAnsi="Times New Roman" w:eastAsia="Times New Roman" w:cs="Times New Roman"/>
+                <w:b/>
+                <w:sz w:val="22"/>
               </w:rPr>
               <w:t>Влияние</w:t>
             </w:r>
@@ -1556,9 +2530,16 @@
             <w:tcW w:type="dxa" w:w="2160"/>
           </w:tcPr>
           <w:p>
+            <w:pPr>
+              <w:spacing w:line="360" w:lineRule="auto" w:before="0" w:after="0"/>
+              <w:ind w:firstLine="0"/>
+              <w:jc w:val="center"/>
+            </w:pPr>
             <w:r>
               <w:rPr>
-                <w:sz w:val="18"/>
+                <w:rFonts w:ascii="Times New Roman" w:hAnsi="Times New Roman" w:eastAsia="Times New Roman" w:cs="Times New Roman"/>
+                <w:b/>
+                <w:sz w:val="22"/>
               </w:rPr>
               <w:t>Мера снижения</w:t>
             </w:r>
@@ -1570,25 +2551,49 @@
           <w:tcPr>
             <w:tcW w:type="dxa" w:w="2160"/>
           </w:tcPr>
-          <w:p/>
+          <w:p>
+            <w:pPr>
+              <w:spacing w:line="360" w:lineRule="auto" w:before="0" w:after="0"/>
+              <w:ind w:firstLine="0"/>
+              <w:jc w:val="both"/>
+            </w:pPr>
+          </w:p>
         </w:tc>
         <w:tc>
           <w:tcPr>
             <w:tcW w:type="dxa" w:w="2160"/>
           </w:tcPr>
-          <w:p/>
+          <w:p>
+            <w:pPr>
+              <w:spacing w:line="360" w:lineRule="auto" w:before="0" w:after="0"/>
+              <w:ind w:firstLine="0"/>
+              <w:jc w:val="both"/>
+            </w:pPr>
+          </w:p>
         </w:tc>
         <w:tc>
           <w:tcPr>
             <w:tcW w:type="dxa" w:w="2160"/>
           </w:tcPr>
-          <w:p/>
+          <w:p>
+            <w:pPr>
+              <w:spacing w:line="360" w:lineRule="auto" w:before="0" w:after="0"/>
+              <w:ind w:firstLine="0"/>
+              <w:jc w:val="both"/>
+            </w:pPr>
+          </w:p>
         </w:tc>
         <w:tc>
           <w:tcPr>
             <w:tcW w:type="dxa" w:w="2160"/>
           </w:tcPr>
-          <w:p/>
+          <w:p>
+            <w:pPr>
+              <w:spacing w:line="360" w:lineRule="auto" w:before="0" w:after="0"/>
+              <w:ind w:firstLine="0"/>
+              <w:jc w:val="both"/>
+            </w:pPr>
+          </w:p>
         </w:tc>
       </w:tr>
       <w:tr>
@@ -1596,25 +2601,49 @@
           <w:tcPr>
             <w:tcW w:type="dxa" w:w="2160"/>
           </w:tcPr>
-          <w:p/>
+          <w:p>
+            <w:pPr>
+              <w:spacing w:line="360" w:lineRule="auto" w:before="0" w:after="0"/>
+              <w:ind w:firstLine="0"/>
+              <w:jc w:val="both"/>
+            </w:pPr>
+          </w:p>
         </w:tc>
         <w:tc>
           <w:tcPr>
             <w:tcW w:type="dxa" w:w="2160"/>
           </w:tcPr>
-          <w:p/>
+          <w:p>
+            <w:pPr>
+              <w:spacing w:line="360" w:lineRule="auto" w:before="0" w:after="0"/>
+              <w:ind w:firstLine="0"/>
+              <w:jc w:val="both"/>
+            </w:pPr>
+          </w:p>
         </w:tc>
         <w:tc>
           <w:tcPr>
             <w:tcW w:type="dxa" w:w="2160"/>
           </w:tcPr>
-          <w:p/>
+          <w:p>
+            <w:pPr>
+              <w:spacing w:line="360" w:lineRule="auto" w:before="0" w:after="0"/>
+              <w:ind w:firstLine="0"/>
+              <w:jc w:val="both"/>
+            </w:pPr>
+          </w:p>
         </w:tc>
         <w:tc>
           <w:tcPr>
             <w:tcW w:type="dxa" w:w="2160"/>
           </w:tcPr>
-          <w:p/>
+          <w:p>
+            <w:pPr>
+              <w:spacing w:line="360" w:lineRule="auto" w:before="0" w:after="0"/>
+              <w:ind w:firstLine="0"/>
+              <w:jc w:val="both"/>
+            </w:pPr>
+          </w:p>
         </w:tc>
       </w:tr>
       <w:tr>
@@ -1622,25 +2651,49 @@
           <w:tcPr>
             <w:tcW w:type="dxa" w:w="2160"/>
           </w:tcPr>
-          <w:p/>
+          <w:p>
+            <w:pPr>
+              <w:spacing w:line="360" w:lineRule="auto" w:before="0" w:after="0"/>
+              <w:ind w:firstLine="0"/>
+              <w:jc w:val="both"/>
+            </w:pPr>
+          </w:p>
         </w:tc>
         <w:tc>
           <w:tcPr>
             <w:tcW w:type="dxa" w:w="2160"/>
           </w:tcPr>
-          <w:p/>
+          <w:p>
+            <w:pPr>
+              <w:spacing w:line="360" w:lineRule="auto" w:before="0" w:after="0"/>
+              <w:ind w:firstLine="0"/>
+              <w:jc w:val="both"/>
+            </w:pPr>
+          </w:p>
         </w:tc>
         <w:tc>
           <w:tcPr>
             <w:tcW w:type="dxa" w:w="2160"/>
           </w:tcPr>
-          <w:p/>
+          <w:p>
+            <w:pPr>
+              <w:spacing w:line="360" w:lineRule="auto" w:before="0" w:after="0"/>
+              <w:ind w:firstLine="0"/>
+              <w:jc w:val="both"/>
+            </w:pPr>
+          </w:p>
         </w:tc>
         <w:tc>
           <w:tcPr>
             <w:tcW w:type="dxa" w:w="2160"/>
           </w:tcPr>
-          <w:p/>
+          <w:p>
+            <w:pPr>
+              <w:spacing w:line="360" w:lineRule="auto" w:before="0" w:after="0"/>
+              <w:ind w:firstLine="0"/>
+              <w:jc w:val="both"/>
+            </w:pPr>
+          </w:p>
         </w:tc>
       </w:tr>
       <w:tr>
@@ -1648,46 +2701,79 @@
           <w:tcPr>
             <w:tcW w:type="dxa" w:w="2160"/>
           </w:tcPr>
-          <w:p/>
+          <w:p>
+            <w:pPr>
+              <w:spacing w:line="360" w:lineRule="auto" w:before="0" w:after="0"/>
+              <w:ind w:firstLine="0"/>
+              <w:jc w:val="both"/>
+            </w:pPr>
+          </w:p>
         </w:tc>
         <w:tc>
           <w:tcPr>
             <w:tcW w:type="dxa" w:w="2160"/>
           </w:tcPr>
-          <w:p/>
+          <w:p>
+            <w:pPr>
+              <w:spacing w:line="360" w:lineRule="auto" w:before="0" w:after="0"/>
+              <w:ind w:firstLine="0"/>
+              <w:jc w:val="both"/>
+            </w:pPr>
+          </w:p>
         </w:tc>
         <w:tc>
           <w:tcPr>
             <w:tcW w:type="dxa" w:w="2160"/>
           </w:tcPr>
-          <w:p/>
+          <w:p>
+            <w:pPr>
+              <w:spacing w:line="360" w:lineRule="auto" w:before="0" w:after="0"/>
+              <w:ind w:firstLine="0"/>
+              <w:jc w:val="both"/>
+            </w:pPr>
+          </w:p>
         </w:tc>
         <w:tc>
           <w:tcPr>
             <w:tcW w:type="dxa" w:w="2160"/>
           </w:tcPr>
-          <w:p/>
+          <w:p>
+            <w:pPr>
+              <w:spacing w:line="360" w:lineRule="auto" w:before="0" w:after="0"/>
+              <w:ind w:firstLine="0"/>
+              <w:jc w:val="both"/>
+            </w:pPr>
+          </w:p>
         </w:tc>
       </w:tr>
     </w:tbl>
     <w:p/>
     <w:p>
+      <w:pPr>
+        <w:spacing w:line="360" w:lineRule="auto" w:before="0" w:after="0"/>
+        <w:ind w:firstLine="709"/>
+        <w:jc w:val="both"/>
+      </w:pPr>
       <w:r>
         <w:rPr>
+          <w:rFonts w:ascii="Times New Roman" w:hAnsi="Times New Roman" w:eastAsia="Times New Roman" w:cs="Times New Roman"/>
           <w:b/>
-          <w:sz w:val="24"/>
+          <w:sz w:val="28"/>
         </w:rPr>
         <w:t>Скриншоты выполнения работы</w:t>
       </w:r>
     </w:p>
     <w:p>
       <w:pPr>
+        <w:spacing w:line="360" w:lineRule="auto" w:before="0" w:after="0"/>
+        <w:ind w:firstLine="0"/>
         <w:jc w:val="center"/>
       </w:pPr>
       <w:r>
         <w:rPr>
+          <w:rFonts w:ascii="Times New Roman" w:hAnsi="Times New Roman" w:eastAsia="Times New Roman" w:cs="Times New Roman"/>
           <w:i/>
-          <w:sz w:val="22"/>
+          <w:sz w:val="28"/>
         </w:rPr>
         <w:t>[ Место для скриншота: профиль системы и требования ]</w:t>
       </w:r>
@@ -1695,12 +2781,15 @@
     <w:p/>
     <w:p>
       <w:pPr>
+        <w:spacing w:line="360" w:lineRule="auto" w:before="0" w:after="0"/>
+        <w:ind w:firstLine="0"/>
         <w:jc w:val="center"/>
       </w:pPr>
       <w:r>
         <w:rPr>
+          <w:rFonts w:ascii="Times New Roman" w:hAnsi="Times New Roman" w:eastAsia="Times New Roman" w:cs="Times New Roman"/>
           <w:i/>
-          <w:sz w:val="22"/>
+          <w:sz w:val="28"/>
         </w:rPr>
         <w:t>[ Место для скриншота: расчётная таблица с формулами ]</w:t>
       </w:r>
@@ -1708,84 +2797,132 @@
     <w:p/>
     <w:p>
       <w:pPr>
+        <w:spacing w:line="360" w:lineRule="auto" w:before="0" w:after="0"/>
+        <w:ind w:firstLine="0"/>
         <w:jc w:val="center"/>
       </w:pPr>
       <w:r>
         <w:rPr>
+          <w:rFonts w:ascii="Times New Roman" w:hAnsi="Times New Roman" w:eastAsia="Times New Roman" w:cs="Times New Roman"/>
           <w:i/>
-          <w:sz w:val="22"/>
+          <w:sz w:val="28"/>
         </w:rPr>
         <w:t>[ Место для скриншота: итоговая матрица конфигураций ]</w:t>
       </w:r>
     </w:p>
     <w:p/>
     <w:p>
+      <w:pPr>
+        <w:pStyle w:val="Heading1"/>
+        <w:keepNext/>
+        <w:keepLines/>
+        <w:spacing w:line="240" w:lineRule="auto" w:before="240" w:after="0"/>
+        <w:ind w:firstLine="0" w:left="0"/>
+        <w:jc w:val="both"/>
+      </w:pPr>
       <w:r>
         <w:rPr>
-          <w:b/>
-          <w:sz w:val="24"/>
+          <w:rFonts w:ascii="Times New Roman" w:hAnsi="Times New Roman" w:eastAsia="Times New Roman" w:cs="Times New Roman"/>
+          <w:b w:val="0"/>
+          <w:sz w:val="28"/>
         </w:rPr>
         <w:t>Вывод</w:t>
       </w:r>
     </w:p>
     <w:p>
+      <w:pPr>
+        <w:spacing w:line="360" w:lineRule="auto" w:before="0" w:after="0"/>
+        <w:ind w:firstLine="709"/>
+        <w:jc w:val="both"/>
+      </w:pPr>
       <w:r>
         <w:rPr>
+          <w:rFonts w:ascii="Times New Roman" w:hAnsi="Times New Roman" w:eastAsia="Times New Roman" w:cs="Times New Roman"/>
           <w:b w:val="0"/>
-          <w:sz w:val="24"/>
+          <w:sz w:val="28"/>
         </w:rPr>
         <w:t>Какое требование было самым трудным? Почему выбранная конфигурация достаточна и что изменилось бы при другом бюджете?</w:t>
       </w:r>
     </w:p>
     <w:p>
+      <w:pPr>
+        <w:spacing w:line="360" w:lineRule="auto" w:before="0" w:after="0"/>
+        <w:ind w:firstLine="709"/>
+        <w:jc w:val="both"/>
+      </w:pPr>
       <w:r>
         <w:rPr>
+          <w:rFonts w:ascii="Times New Roman" w:hAnsi="Times New Roman" w:eastAsia="Times New Roman" w:cs="Times New Roman"/>
           <w:b w:val="0"/>
-          <w:sz w:val="24"/>
+          <w:sz w:val="28"/>
         </w:rPr>
         <w:t>________________________________________________________________________</w:t>
       </w:r>
     </w:p>
     <w:p>
+      <w:pPr>
+        <w:spacing w:line="360" w:lineRule="auto" w:before="0" w:after="0"/>
+        <w:ind w:firstLine="709"/>
+        <w:jc w:val="both"/>
+      </w:pPr>
       <w:r>
         <w:rPr>
+          <w:rFonts w:ascii="Times New Roman" w:hAnsi="Times New Roman" w:eastAsia="Times New Roman" w:cs="Times New Roman"/>
           <w:b w:val="0"/>
-          <w:sz w:val="24"/>
+          <w:sz w:val="28"/>
         </w:rPr>
         <w:t>________________________________________________________________________</w:t>
       </w:r>
     </w:p>
     <w:p>
+      <w:pPr>
+        <w:spacing w:line="360" w:lineRule="auto" w:before="0" w:after="0"/>
+        <w:ind w:firstLine="709"/>
+        <w:jc w:val="both"/>
+      </w:pPr>
       <w:r>
         <w:rPr>
+          <w:rFonts w:ascii="Times New Roman" w:hAnsi="Times New Roman" w:eastAsia="Times New Roman" w:cs="Times New Roman"/>
           <w:b w:val="0"/>
-          <w:sz w:val="24"/>
+          <w:sz w:val="28"/>
         </w:rPr>
         <w:t>________________________________________________________________________</w:t>
       </w:r>
     </w:p>
     <w:p>
+      <w:pPr>
+        <w:spacing w:line="360" w:lineRule="auto" w:before="0" w:after="0"/>
+        <w:ind w:firstLine="709"/>
+        <w:jc w:val="both"/>
+      </w:pPr>
       <w:r>
         <w:rPr>
+          <w:rFonts w:ascii="Times New Roman" w:hAnsi="Times New Roman" w:eastAsia="Times New Roman" w:cs="Times New Roman"/>
           <w:b w:val="0"/>
-          <w:sz w:val="24"/>
+          <w:sz w:val="28"/>
         </w:rPr>
         <w:t>________________________________________________________________________</w:t>
       </w:r>
     </w:p>
     <w:p>
+      <w:pPr>
+        <w:spacing w:line="360" w:lineRule="auto" w:before="0" w:after="0"/>
+        <w:ind w:firstLine="709"/>
+        <w:jc w:val="both"/>
+      </w:pPr>
       <w:r>
         <w:rPr>
+          <w:rFonts w:ascii="Times New Roman" w:hAnsi="Times New Roman" w:eastAsia="Times New Roman" w:cs="Times New Roman"/>
           <w:b w:val="0"/>
-          <w:sz w:val="24"/>
+          <w:sz w:val="28"/>
         </w:rPr>
         <w:t>________________________________________________________________________</w:t>
       </w:r>
     </w:p>
     <w:p/>
     <w:sectPr>
-      <w:pgSz w:w="12240" w:h="15840"/>
-      <w:pgMar w:top="1440" w:right="1800" w:bottom="1440" w:left="1800" w:header="720" w:footer="720" w:gutter="0"/>
+      <w:pgSz w:w="11906" w:h="16838"/>
+      <w:pgMar w:top="1134" w:right="850" w:bottom="1134" w:left="1701" w:header="720" w:footer="720" w:gutter="0"/>
       <w:cols w:space="720"/>
       <w:docGrid w:linePitch="360"/>
     </w:sectPr>
@@ -2156,9 +3293,14 @@
     <w:name w:val="Normal"/>
     <w:qFormat/>
     <w:rsid w:val="00FC693F"/>
+    <w:pPr>
+      <w:spacing w:line="360" w:lineRule="auto" w:before="0" w:after="0"/>
+      <w:ind w:firstLine="709"/>
+      <w:jc w:val="both"/>
+    </w:pPr>
     <w:rPr>
-      <w:rFonts w:ascii="Times New Roman" w:hAnsi="Times New Roman"/>
-      <w:sz w:val="24"/>
+      <w:rFonts w:ascii="Times New Roman" w:hAnsi="Times New Roman" w:eastAsia="Times New Roman" w:cs="Times New Roman"/>
+      <w:sz w:val="28"/>
     </w:rPr>
   </w:style>
   <w:style w:type="paragraph" w:styleId="Header">
@@ -2216,12 +3358,14 @@
     <w:pPr>
       <w:keepNext/>
       <w:keepLines/>
-      <w:spacing w:before="480" w:after="0"/>
+      <w:spacing w:before="240" w:after="0" w:line="240" w:lineRule="auto"/>
+      <w:ind w:firstLine="0" w:left="0"/>
+      <w:jc w:val="both"/>
       <w:outlineLvl w:val="0"/>
     </w:pPr>
     <w:rPr>
-      <w:rFonts w:asciiTheme="majorHAnsi" w:eastAsiaTheme="majorEastAsia" w:hAnsiTheme="majorHAnsi" w:cstheme="majorBidi"/>
-      <w:b/>
+      <w:rFonts w:asciiTheme="majorHAnsi" w:eastAsiaTheme="majorEastAsia" w:hAnsiTheme="majorHAnsi" w:cstheme="majorBidi" w:ascii="Times New Roman" w:hAnsi="Times New Roman" w:eastAsia="Times New Roman" w:cs="Times New Roman"/>
+      <w:b w:val="0"/>
       <w:bCs/>
       <w:color w:val="365F91" w:themeColor="accent1" w:themeShade="BF"/>
       <w:sz w:val="28"/>
@@ -2240,15 +3384,17 @@
     <w:pPr>
       <w:keepNext/>
       <w:keepLines/>
-      <w:spacing w:before="200" w:after="0"/>
+      <w:spacing w:before="40" w:after="0" w:line="240" w:lineRule="auto"/>
+      <w:ind w:firstLine="0" w:left="0"/>
+      <w:jc w:val="left"/>
       <w:outlineLvl w:val="1"/>
     </w:pPr>
     <w:rPr>
-      <w:rFonts w:asciiTheme="majorHAnsi" w:eastAsiaTheme="majorEastAsia" w:hAnsiTheme="majorHAnsi" w:cstheme="majorBidi"/>
+      <w:rFonts w:asciiTheme="majorHAnsi" w:eastAsiaTheme="majorEastAsia" w:hAnsiTheme="majorHAnsi" w:cstheme="majorBidi" w:ascii="Times New Roman" w:hAnsi="Times New Roman" w:eastAsia="Times New Roman" w:cs="Times New Roman"/>
       <w:b/>
       <w:bCs/>
       <w:color w:val="4F81BD" w:themeColor="accent1"/>
-      <w:sz w:val="26"/>
+      <w:sz w:val="28"/>
       <w:szCs w:val="26"/>
     </w:rPr>
   </w:style>
@@ -2578,9 +3724,14 @@
     <w:qFormat/>
     <w:rsid w:val="00FC693F"/>
     <w:pPr>
-      <w:ind w:left="720"/>
+      <w:spacing w:line="360" w:lineRule="auto" w:before="0" w:after="0"/>
+      <w:ind w:left="709" w:firstLine="0"/>
       <w:contextualSpacing/>
     </w:pPr>
+    <w:rPr>
+      <w:rFonts w:ascii="Times New Roman" w:hAnsi="Times New Roman" w:eastAsia="Times New Roman" w:cs="Times New Roman"/>
+      <w:sz w:val="28"/>
+    </w:rPr>
   </w:style>
   <w:style w:type="paragraph" w:styleId="BodyText">
     <w:name w:val="Body Text"/>

--- a/courses/4/uifis/dist/reports/UIFIS_practice-5_report-template.docx
+++ b/courses/4/uifis/dist/reports/UIFIS_practice-5_report-template.docx
@@ -12,6 +12,7 @@
         <w:rPr>
           <w:rFonts w:ascii="Times New Roman" w:hAnsi="Times New Roman" w:eastAsia="Times New Roman" w:cs="Times New Roman"/>
           <w:b/>
+          <w:color w:val="000000"/>
           <w:sz w:val="28"/>
         </w:rPr>
         <w:t>Устройство и функционирование информационной системы (МДК.06.03)</w:t>
@@ -27,6 +28,7 @@
         <w:rPr>
           <w:rFonts w:ascii="Times New Roman" w:hAnsi="Times New Roman" w:eastAsia="Times New Roman" w:cs="Times New Roman"/>
           <w:b/>
+          <w:color w:val="000000"/>
           <w:sz w:val="28"/>
         </w:rPr>
         <w:t>Отчёт по практической работе №5</w:t>
@@ -42,6 +44,7 @@
         <w:rPr>
           <w:rFonts w:ascii="Times New Roman" w:hAnsi="Times New Roman" w:eastAsia="Times New Roman" w:cs="Times New Roman"/>
           <w:b w:val="0"/>
+          <w:color w:val="000000"/>
           <w:sz w:val="28"/>
         </w:rPr>
         <w:t>Тема: Подбор аппаратной конфигурации информационной системы</w:t>
@@ -58,6 +61,7 @@
         <w:rPr>
           <w:rFonts w:ascii="Times New Roman" w:hAnsi="Times New Roman" w:eastAsia="Times New Roman" w:cs="Times New Roman"/>
           <w:b w:val="0"/>
+          <w:color w:val="000000"/>
           <w:sz w:val="28"/>
         </w:rPr>
         <w:t>ФИО студента: ______________________________________</w:t>
@@ -73,6 +77,7 @@
         <w:rPr>
           <w:rFonts w:ascii="Times New Roman" w:hAnsi="Times New Roman" w:eastAsia="Times New Roman" w:cs="Times New Roman"/>
           <w:b w:val="0"/>
+          <w:color w:val="000000"/>
           <w:sz w:val="28"/>
         </w:rPr>
         <w:t>Группа: ______________________  Дата: _______________</w:t>
@@ -84,14 +89,16 @@
         <w:pStyle w:val="Heading1"/>
         <w:keepNext/>
         <w:keepLines/>
+        <w:pageBreakBefore/>
         <w:spacing w:line="240" w:lineRule="auto" w:before="240" w:after="0"/>
-        <w:ind w:firstLine="0" w:left="0"/>
+        <w:ind w:left="0" w:firstLine="0"/>
         <w:jc w:val="both"/>
       </w:pPr>
       <w:r>
         <w:rPr>
           <w:rFonts w:ascii="Times New Roman" w:hAnsi="Times New Roman" w:eastAsia="Times New Roman" w:cs="Times New Roman"/>
           <w:b w:val="0"/>
+          <w:color w:val="000000"/>
           <w:sz w:val="28"/>
         </w:rPr>
         <w:t>Цель работы</w:t>
@@ -107,9 +114,9 @@
         <w:rPr>
           <w:rFonts w:ascii="Times New Roman" w:hAnsi="Times New Roman" w:eastAsia="Times New Roman" w:cs="Times New Roman"/>
           <w:b w:val="0"/>
+          <w:color w:val="000000"/>
           <w:sz w:val="28"/>
         </w:rPr>
-        <w:t>________________________________________________________________________</w:t>
       </w:r>
     </w:p>
     <w:p>
@@ -122,9 +129,9 @@
         <w:rPr>
           <w:rFonts w:ascii="Times New Roman" w:hAnsi="Times New Roman" w:eastAsia="Times New Roman" w:cs="Times New Roman"/>
           <w:b w:val="0"/>
+          <w:color w:val="000000"/>
           <w:sz w:val="28"/>
         </w:rPr>
-        <w:t>________________________________________________________________________</w:t>
       </w:r>
     </w:p>
     <w:p/>
@@ -134,13 +141,14 @@
         <w:keepNext/>
         <w:keepLines/>
         <w:spacing w:line="240" w:lineRule="auto" w:before="240" w:after="0"/>
-        <w:ind w:firstLine="0" w:left="0"/>
+        <w:ind w:left="0" w:firstLine="0"/>
         <w:jc w:val="both"/>
       </w:pPr>
       <w:r>
         <w:rPr>
           <w:rFonts w:ascii="Times New Roman" w:hAnsi="Times New Roman" w:eastAsia="Times New Roman" w:cs="Times New Roman"/>
           <w:b w:val="0"/>
+          <w:color w:val="000000"/>
           <w:sz w:val="28"/>
         </w:rPr>
         <w:t>Ход работы</w:t>
@@ -156,6 +164,7 @@
         <w:rPr>
           <w:rFonts w:ascii="Times New Roman" w:hAnsi="Times New Roman" w:eastAsia="Times New Roman" w:cs="Times New Roman"/>
           <w:b/>
+          <w:color w:val="000000"/>
           <w:sz w:val="28"/>
         </w:rPr>
         <w:t>Профиль системы</w:t>
@@ -187,6 +196,7 @@
               <w:rPr>
                 <w:rFonts w:ascii="Times New Roman" w:hAnsi="Times New Roman" w:eastAsia="Times New Roman" w:cs="Times New Roman"/>
                 <w:b/>
+                <w:color w:val="000000"/>
                 <w:sz w:val="22"/>
               </w:rPr>
               <w:t>Параметр</w:t>
@@ -207,6 +217,7 @@
               <w:rPr>
                 <w:rFonts w:ascii="Times New Roman" w:hAnsi="Times New Roman" w:eastAsia="Times New Roman" w:cs="Times New Roman"/>
                 <w:b/>
+                <w:color w:val="000000"/>
                 <w:sz w:val="22"/>
               </w:rPr>
               <w:t>Значение</w:t>
@@ -229,6 +240,7 @@
               <w:rPr>
                 <w:rFonts w:ascii="Times New Roman" w:hAnsi="Times New Roman" w:eastAsia="Times New Roman" w:cs="Times New Roman"/>
                 <w:b w:val="0"/>
+                <w:color w:val="000000"/>
                 <w:sz w:val="22"/>
               </w:rPr>
               <w:t>Система</w:t>
@@ -263,6 +275,7 @@
               <w:rPr>
                 <w:rFonts w:ascii="Times New Roman" w:hAnsi="Times New Roman" w:eastAsia="Times New Roman" w:cs="Times New Roman"/>
                 <w:b w:val="0"/>
+                <w:color w:val="000000"/>
                 <w:sz w:val="22"/>
               </w:rPr>
               <w:t>Пользователи</w:t>
@@ -297,6 +310,7 @@
               <w:rPr>
                 <w:rFonts w:ascii="Times New Roman" w:hAnsi="Times New Roman" w:eastAsia="Times New Roman" w:cs="Times New Roman"/>
                 <w:b w:val="0"/>
+                <w:color w:val="000000"/>
                 <w:sz w:val="22"/>
               </w:rPr>
               <w:t>Пиковые сессии</w:t>
@@ -331,6 +345,7 @@
               <w:rPr>
                 <w:rFonts w:ascii="Times New Roman" w:hAnsi="Times New Roman" w:eastAsia="Times New Roman" w:cs="Times New Roman"/>
                 <w:b w:val="0"/>
+                <w:color w:val="000000"/>
                 <w:sz w:val="22"/>
               </w:rPr>
               <w:t>Запросы в секунду</w:t>
@@ -365,6 +380,7 @@
               <w:rPr>
                 <w:rFonts w:ascii="Times New Roman" w:hAnsi="Times New Roman" w:eastAsia="Times New Roman" w:cs="Times New Roman"/>
                 <w:b w:val="0"/>
+                <w:color w:val="000000"/>
                 <w:sz w:val="22"/>
               </w:rPr>
               <w:t>Средний размер ответа</w:t>
@@ -399,6 +415,7 @@
               <w:rPr>
                 <w:rFonts w:ascii="Times New Roman" w:hAnsi="Times New Roman" w:eastAsia="Times New Roman" w:cs="Times New Roman"/>
                 <w:b w:val="0"/>
+                <w:color w:val="000000"/>
                 <w:sz w:val="22"/>
               </w:rPr>
               <w:t>Объём данных и рост</w:t>
@@ -433,6 +450,7 @@
               <w:rPr>
                 <w:rFonts w:ascii="Times New Roman" w:hAnsi="Times New Roman" w:eastAsia="Times New Roman" w:cs="Times New Roman"/>
                 <w:b w:val="0"/>
+                <w:color w:val="000000"/>
                 <w:sz w:val="22"/>
               </w:rPr>
               <w:t>RTO</w:t>
@@ -467,6 +485,7 @@
               <w:rPr>
                 <w:rFonts w:ascii="Times New Roman" w:hAnsi="Times New Roman" w:eastAsia="Times New Roman" w:cs="Times New Roman"/>
                 <w:b w:val="0"/>
+                <w:color w:val="000000"/>
                 <w:sz w:val="22"/>
               </w:rPr>
               <w:t>RPO</w:t>
@@ -501,6 +520,7 @@
               <w:rPr>
                 <w:rFonts w:ascii="Times New Roman" w:hAnsi="Times New Roman" w:eastAsia="Times New Roman" w:cs="Times New Roman"/>
                 <w:b w:val="0"/>
+                <w:color w:val="000000"/>
                 <w:sz w:val="22"/>
               </w:rPr>
               <w:t>Бюджет</w:t>
@@ -532,6 +552,7 @@
         <w:rPr>
           <w:rFonts w:ascii="Times New Roman" w:hAnsi="Times New Roman" w:eastAsia="Times New Roman" w:cs="Times New Roman"/>
           <w:b/>
+          <w:color w:val="000000"/>
           <w:sz w:val="28"/>
         </w:rPr>
         <w:t>Расчёт ресурсов</w:t>
@@ -547,6 +568,7 @@
         <w:rPr>
           <w:rFonts w:ascii="Times New Roman" w:hAnsi="Times New Roman" w:eastAsia="Times New Roman" w:cs="Times New Roman"/>
           <w:b w:val="0"/>
+          <w:color w:val="000000"/>
           <w:sz w:val="28"/>
         </w:rPr>
         <w:t>Покажите формулу, подстановку и итог. Округляйте вверх.</w:t>
@@ -581,6 +603,7 @@
               <w:rPr>
                 <w:rFonts w:ascii="Times New Roman" w:hAnsi="Times New Roman" w:eastAsia="Times New Roman" w:cs="Times New Roman"/>
                 <w:b/>
+                <w:color w:val="000000"/>
                 <w:sz w:val="22"/>
               </w:rPr>
               <w:t>Ресурс</w:t>
@@ -601,6 +624,7 @@
               <w:rPr>
                 <w:rFonts w:ascii="Times New Roman" w:hAnsi="Times New Roman" w:eastAsia="Times New Roman" w:cs="Times New Roman"/>
                 <w:b/>
+                <w:color w:val="000000"/>
                 <w:sz w:val="22"/>
               </w:rPr>
               <w:t>Формула</w:t>
@@ -621,6 +645,7 @@
               <w:rPr>
                 <w:rFonts w:ascii="Times New Roman" w:hAnsi="Times New Roman" w:eastAsia="Times New Roman" w:cs="Times New Roman"/>
                 <w:b/>
+                <w:color w:val="000000"/>
                 <w:sz w:val="22"/>
               </w:rPr>
               <w:t>Расчёт</w:t>
@@ -641,6 +666,7 @@
               <w:rPr>
                 <w:rFonts w:ascii="Times New Roman" w:hAnsi="Times New Roman" w:eastAsia="Times New Roman" w:cs="Times New Roman"/>
                 <w:b/>
+                <w:color w:val="000000"/>
                 <w:sz w:val="22"/>
               </w:rPr>
               <w:t>Значение</w:t>
@@ -661,6 +687,7 @@
               <w:rPr>
                 <w:rFonts w:ascii="Times New Roman" w:hAnsi="Times New Roman" w:eastAsia="Times New Roman" w:cs="Times New Roman"/>
                 <w:b/>
+                <w:color w:val="000000"/>
                 <w:sz w:val="22"/>
               </w:rPr>
               <w:t>Запас</w:t>
@@ -683,6 +710,7 @@
               <w:rPr>
                 <w:rFonts w:ascii="Times New Roman" w:hAnsi="Times New Roman" w:eastAsia="Times New Roman" w:cs="Times New Roman"/>
                 <w:b w:val="0"/>
+                <w:color w:val="000000"/>
                 <w:sz w:val="22"/>
               </w:rPr>
               <w:t>Процессор</w:t>
@@ -703,6 +731,7 @@
               <w:rPr>
                 <w:rFonts w:ascii="Times New Roman" w:hAnsi="Times New Roman" w:eastAsia="Times New Roman" w:cs="Times New Roman"/>
                 <w:b w:val="0"/>
+                <w:color w:val="000000"/>
                 <w:sz w:val="22"/>
               </w:rPr>
               <w:t>запросы/с × время на запрос / целевая загрузка</w:t>
@@ -761,6 +790,7 @@
               <w:rPr>
                 <w:rFonts w:ascii="Times New Roman" w:hAnsi="Times New Roman" w:eastAsia="Times New Roman" w:cs="Times New Roman"/>
                 <w:b w:val="0"/>
+                <w:color w:val="000000"/>
                 <w:sz w:val="22"/>
               </w:rPr>
               <w:t>Память</w:t>
@@ -781,6 +811,7 @@
               <w:rPr>
                 <w:rFonts w:ascii="Times New Roman" w:hAnsi="Times New Roman" w:eastAsia="Times New Roman" w:cs="Times New Roman"/>
                 <w:b w:val="0"/>
+                <w:color w:val="000000"/>
                 <w:sz w:val="22"/>
               </w:rPr>
               <w:t>(ОС + приложение + кэш) × 1,3</w:t>
@@ -839,6 +870,7 @@
               <w:rPr>
                 <w:rFonts w:ascii="Times New Roman" w:hAnsi="Times New Roman" w:eastAsia="Times New Roman" w:cs="Times New Roman"/>
                 <w:b w:val="0"/>
+                <w:color w:val="000000"/>
                 <w:sz w:val="22"/>
               </w:rPr>
               <w:t>Диск</w:t>
@@ -859,6 +891,7 @@
               <w:rPr>
                 <w:rFonts w:ascii="Times New Roman" w:hAnsi="Times New Roman" w:eastAsia="Times New Roman" w:cs="Times New Roman"/>
                 <w:b w:val="0"/>
+                <w:color w:val="000000"/>
                 <w:sz w:val="22"/>
               </w:rPr>
               <w:t>(данные + журналы + временные) × 1,3</w:t>
@@ -917,6 +950,7 @@
               <w:rPr>
                 <w:rFonts w:ascii="Times New Roman" w:hAnsi="Times New Roman" w:eastAsia="Times New Roman" w:cs="Times New Roman"/>
                 <w:b w:val="0"/>
+                <w:color w:val="000000"/>
                 <w:sz w:val="22"/>
               </w:rPr>
               <w:t>Сеть</w:t>
@@ -937,6 +971,7 @@
               <w:rPr>
                 <w:rFonts w:ascii="Times New Roman" w:hAnsi="Times New Roman" w:eastAsia="Times New Roman" w:cs="Times New Roman"/>
                 <w:b w:val="0"/>
+                <w:color w:val="000000"/>
                 <w:sz w:val="22"/>
               </w:rPr>
               <w:t>запросы/с × размер ответа × 8 × 2</w:t>
@@ -992,6 +1027,7 @@
         <w:rPr>
           <w:rFonts w:ascii="Times New Roman" w:hAnsi="Times New Roman" w:eastAsia="Times New Roman" w:cs="Times New Roman"/>
           <w:b/>
+          <w:color w:val="000000"/>
           <w:sz w:val="28"/>
         </w:rPr>
         <w:t>Конфигурации</w:t>
@@ -1026,6 +1062,7 @@
               <w:rPr>
                 <w:rFonts w:ascii="Times New Roman" w:hAnsi="Times New Roman" w:eastAsia="Times New Roman" w:cs="Times New Roman"/>
                 <w:b/>
+                <w:color w:val="000000"/>
                 <w:sz w:val="22"/>
               </w:rPr>
               <w:t>Компонент</w:t>
@@ -1046,6 +1083,7 @@
               <w:rPr>
                 <w:rFonts w:ascii="Times New Roman" w:hAnsi="Times New Roman" w:eastAsia="Times New Roman" w:cs="Times New Roman"/>
                 <w:b/>
+                <w:color w:val="000000"/>
                 <w:sz w:val="22"/>
               </w:rPr>
               <w:t>Минимальная</w:t>
@@ -1066,6 +1104,7 @@
               <w:rPr>
                 <w:rFonts w:ascii="Times New Roman" w:hAnsi="Times New Roman" w:eastAsia="Times New Roman" w:cs="Times New Roman"/>
                 <w:b/>
+                <w:color w:val="000000"/>
                 <w:sz w:val="22"/>
               </w:rPr>
               <w:t>Рекомендуемая</w:t>
@@ -1086,6 +1125,7 @@
               <w:rPr>
                 <w:rFonts w:ascii="Times New Roman" w:hAnsi="Times New Roman" w:eastAsia="Times New Roman" w:cs="Times New Roman"/>
                 <w:b/>
+                <w:color w:val="000000"/>
                 <w:sz w:val="22"/>
               </w:rPr>
               <w:t>Отказоустойчивая</w:t>
@@ -1106,6 +1146,7 @@
               <w:rPr>
                 <w:rFonts w:ascii="Times New Roman" w:hAnsi="Times New Roman" w:eastAsia="Times New Roman" w:cs="Times New Roman"/>
                 <w:b/>
+                <w:color w:val="000000"/>
                 <w:sz w:val="22"/>
               </w:rPr>
               <w:t>Комментарий</w:t>
@@ -1128,6 +1169,7 @@
               <w:rPr>
                 <w:rFonts w:ascii="Times New Roman" w:hAnsi="Times New Roman" w:eastAsia="Times New Roman" w:cs="Times New Roman"/>
                 <w:b w:val="0"/>
+                <w:color w:val="000000"/>
                 <w:sz w:val="22"/>
               </w:rPr>
               <w:t>Процессор</w:t>
@@ -1198,6 +1240,7 @@
               <w:rPr>
                 <w:rFonts w:ascii="Times New Roman" w:hAnsi="Times New Roman" w:eastAsia="Times New Roman" w:cs="Times New Roman"/>
                 <w:b w:val="0"/>
+                <w:color w:val="000000"/>
                 <w:sz w:val="22"/>
               </w:rPr>
               <w:t>Память</w:t>
@@ -1268,6 +1311,7 @@
               <w:rPr>
                 <w:rFonts w:ascii="Times New Roman" w:hAnsi="Times New Roman" w:eastAsia="Times New Roman" w:cs="Times New Roman"/>
                 <w:b w:val="0"/>
+                <w:color w:val="000000"/>
                 <w:sz w:val="22"/>
               </w:rPr>
               <w:t>Диск</w:t>
@@ -1338,6 +1382,7 @@
               <w:rPr>
                 <w:rFonts w:ascii="Times New Roman" w:hAnsi="Times New Roman" w:eastAsia="Times New Roman" w:cs="Times New Roman"/>
                 <w:b w:val="0"/>
+                <w:color w:val="000000"/>
                 <w:sz w:val="22"/>
               </w:rPr>
               <w:t>RAID</w:t>
@@ -1408,6 +1453,7 @@
               <w:rPr>
                 <w:rFonts w:ascii="Times New Roman" w:hAnsi="Times New Roman" w:eastAsia="Times New Roman" w:cs="Times New Roman"/>
                 <w:b w:val="0"/>
+                <w:color w:val="000000"/>
                 <w:sz w:val="22"/>
               </w:rPr>
               <w:t>Сеть</w:t>
@@ -1478,6 +1524,7 @@
               <w:rPr>
                 <w:rFonts w:ascii="Times New Roman" w:hAnsi="Times New Roman" w:eastAsia="Times New Roman" w:cs="Times New Roman"/>
                 <w:b w:val="0"/>
+                <w:color w:val="000000"/>
                 <w:sz w:val="22"/>
               </w:rPr>
               <w:t>Питание</w:t>
@@ -1548,6 +1595,7 @@
               <w:rPr>
                 <w:rFonts w:ascii="Times New Roman" w:hAnsi="Times New Roman" w:eastAsia="Times New Roman" w:cs="Times New Roman"/>
                 <w:b w:val="0"/>
+                <w:color w:val="000000"/>
                 <w:sz w:val="22"/>
               </w:rPr>
               <w:t>Резервная копия</w:t>
@@ -1618,6 +1666,7 @@
               <w:rPr>
                 <w:rFonts w:ascii="Times New Roman" w:hAnsi="Times New Roman" w:eastAsia="Times New Roman" w:cs="Times New Roman"/>
                 <w:b w:val="0"/>
+                <w:color w:val="000000"/>
                 <w:sz w:val="22"/>
               </w:rPr>
               <w:t>Относительная стоимость</w:t>
@@ -1685,6 +1734,7 @@
         <w:rPr>
           <w:rFonts w:ascii="Times New Roman" w:hAnsi="Times New Roman" w:eastAsia="Times New Roman" w:cs="Times New Roman"/>
           <w:b/>
+          <w:color w:val="000000"/>
           <w:sz w:val="28"/>
         </w:rPr>
         <w:t>Проверка расчёта</w:t>
@@ -1718,6 +1768,7 @@
               <w:rPr>
                 <w:rFonts w:ascii="Times New Roman" w:hAnsi="Times New Roman" w:eastAsia="Times New Roman" w:cs="Times New Roman"/>
                 <w:b/>
+                <w:color w:val="000000"/>
                 <w:sz w:val="22"/>
               </w:rPr>
               <w:t>Что проверить</w:t>
@@ -1738,6 +1789,7 @@
               <w:rPr>
                 <w:rFonts w:ascii="Times New Roman" w:hAnsi="Times New Roman" w:eastAsia="Times New Roman" w:cs="Times New Roman"/>
                 <w:b/>
+                <w:color w:val="000000"/>
                 <w:sz w:val="22"/>
               </w:rPr>
               <w:t>Норма</w:t>
@@ -1758,6 +1810,7 @@
               <w:rPr>
                 <w:rFonts w:ascii="Times New Roman" w:hAnsi="Times New Roman" w:eastAsia="Times New Roman" w:cs="Times New Roman"/>
                 <w:b/>
+                <w:color w:val="000000"/>
                 <w:sz w:val="22"/>
               </w:rPr>
               <w:t>Факт</w:t>
@@ -1778,6 +1831,7 @@
               <w:rPr>
                 <w:rFonts w:ascii="Times New Roman" w:hAnsi="Times New Roman" w:eastAsia="Times New Roman" w:cs="Times New Roman"/>
                 <w:b/>
+                <w:color w:val="000000"/>
                 <w:sz w:val="22"/>
               </w:rPr>
               <w:t>Вывод</w:t>
@@ -1800,6 +1854,7 @@
               <w:rPr>
                 <w:rFonts w:ascii="Times New Roman" w:hAnsi="Times New Roman" w:eastAsia="Times New Roman" w:cs="Times New Roman"/>
                 <w:b w:val="0"/>
+                <w:color w:val="000000"/>
                 <w:sz w:val="22"/>
               </w:rPr>
               <w:t>Загрузка процессора</w:t>
@@ -1820,6 +1875,7 @@
               <w:rPr>
                 <w:rFonts w:ascii="Times New Roman" w:hAnsi="Times New Roman" w:eastAsia="Times New Roman" w:cs="Times New Roman"/>
                 <w:b w:val="0"/>
+                <w:color w:val="000000"/>
                 <w:sz w:val="22"/>
               </w:rPr>
               <w:t>не выше 65-70 процентов в пике</w:t>
@@ -1866,6 +1922,7 @@
               <w:rPr>
                 <w:rFonts w:ascii="Times New Roman" w:hAnsi="Times New Roman" w:eastAsia="Times New Roman" w:cs="Times New Roman"/>
                 <w:b w:val="0"/>
+                <w:color w:val="000000"/>
                 <w:sz w:val="22"/>
               </w:rPr>
               <w:t>Память</w:t>
@@ -1886,6 +1943,7 @@
               <w:rPr>
                 <w:rFonts w:ascii="Times New Roman" w:hAnsi="Times New Roman" w:eastAsia="Times New Roman" w:cs="Times New Roman"/>
                 <w:b w:val="0"/>
+                <w:color w:val="000000"/>
                 <w:sz w:val="22"/>
               </w:rPr>
               <w:t>запас не менее 30 процентов</w:t>
@@ -1932,6 +1990,7 @@
               <w:rPr>
                 <w:rFonts w:ascii="Times New Roman" w:hAnsi="Times New Roman" w:eastAsia="Times New Roman" w:cs="Times New Roman"/>
                 <w:b w:val="0"/>
+                <w:color w:val="000000"/>
                 <w:sz w:val="22"/>
               </w:rPr>
               <w:t>Диск</w:t>
@@ -1952,6 +2011,7 @@
               <w:rPr>
                 <w:rFonts w:ascii="Times New Roman" w:hAnsi="Times New Roman" w:eastAsia="Times New Roman" w:cs="Times New Roman"/>
                 <w:b w:val="0"/>
+                <w:color w:val="000000"/>
                 <w:sz w:val="22"/>
               </w:rPr>
               <w:t>запас не менее 30 процентов</w:t>
@@ -1998,6 +2058,7 @@
               <w:rPr>
                 <w:rFonts w:ascii="Times New Roman" w:hAnsi="Times New Roman" w:eastAsia="Times New Roman" w:cs="Times New Roman"/>
                 <w:b w:val="0"/>
+                <w:color w:val="000000"/>
                 <w:sz w:val="22"/>
               </w:rPr>
               <w:t>Сеть</w:t>
@@ -2018,6 +2079,7 @@
               <w:rPr>
                 <w:rFonts w:ascii="Times New Roman" w:hAnsi="Times New Roman" w:eastAsia="Times New Roman" w:cs="Times New Roman"/>
                 <w:b w:val="0"/>
+                <w:color w:val="000000"/>
                 <w:sz w:val="22"/>
               </w:rPr>
               <w:t>запас не менее 2 раз</w:t>
@@ -2064,6 +2126,7 @@
               <w:rPr>
                 <w:rFonts w:ascii="Times New Roman" w:hAnsi="Times New Roman" w:eastAsia="Times New Roman" w:cs="Times New Roman"/>
                 <w:b w:val="0"/>
+                <w:color w:val="000000"/>
                 <w:sz w:val="22"/>
               </w:rPr>
               <w:t>Диски</w:t>
@@ -2084,6 +2147,7 @@
               <w:rPr>
                 <w:rFonts w:ascii="Times New Roman" w:hAnsi="Times New Roman" w:eastAsia="Times New Roman" w:cs="Times New Roman"/>
                 <w:b w:val="0"/>
+                <w:color w:val="000000"/>
                 <w:sz w:val="22"/>
               </w:rPr>
               <w:t>RAID 1 или RAID 10 для системы</w:t>
@@ -2130,6 +2194,7 @@
               <w:rPr>
                 <w:rFonts w:ascii="Times New Roman" w:hAnsi="Times New Roman" w:eastAsia="Times New Roman" w:cs="Times New Roman"/>
                 <w:b w:val="0"/>
+                <w:color w:val="000000"/>
                 <w:sz w:val="22"/>
               </w:rPr>
               <w:t>Питание</w:t>
@@ -2150,6 +2215,7 @@
               <w:rPr>
                 <w:rFonts w:ascii="Times New Roman" w:hAnsi="Times New Roman" w:eastAsia="Times New Roman" w:cs="Times New Roman"/>
                 <w:b w:val="0"/>
+                <w:color w:val="000000"/>
                 <w:sz w:val="22"/>
               </w:rPr>
               <w:t>UPS для рабочего узла</w:t>
@@ -2196,6 +2262,7 @@
               <w:rPr>
                 <w:rFonts w:ascii="Times New Roman" w:hAnsi="Times New Roman" w:eastAsia="Times New Roman" w:cs="Times New Roman"/>
                 <w:b w:val="0"/>
+                <w:color w:val="000000"/>
                 <w:sz w:val="22"/>
               </w:rPr>
               <w:t>Резервная копия</w:t>
@@ -2216,6 +2283,7 @@
               <w:rPr>
                 <w:rFonts w:ascii="Times New Roman" w:hAnsi="Times New Roman" w:eastAsia="Times New Roman" w:cs="Times New Roman"/>
                 <w:b w:val="0"/>
+                <w:color w:val="000000"/>
                 <w:sz w:val="22"/>
               </w:rPr>
               <w:t>хранится отдельно</w:t>
@@ -2262,6 +2330,7 @@
               <w:rPr>
                 <w:rFonts w:ascii="Times New Roman" w:hAnsi="Times New Roman" w:eastAsia="Times New Roman" w:cs="Times New Roman"/>
                 <w:b w:val="0"/>
+                <w:color w:val="000000"/>
                 <w:sz w:val="22"/>
               </w:rPr>
               <w:t>Доступность</w:t>
@@ -2282,6 +2351,7 @@
               <w:rPr>
                 <w:rFonts w:ascii="Times New Roman" w:hAnsi="Times New Roman" w:eastAsia="Times New Roman" w:cs="Times New Roman"/>
                 <w:b w:val="0"/>
+                <w:color w:val="000000"/>
                 <w:sz w:val="22"/>
               </w:rPr>
               <w:t>соответствует RTO и RPO</w:t>
@@ -2325,6 +2395,7 @@
         <w:rPr>
           <w:rFonts w:ascii="Times New Roman" w:hAnsi="Times New Roman" w:eastAsia="Times New Roman" w:cs="Times New Roman"/>
           <w:b/>
+          <w:color w:val="000000"/>
           <w:sz w:val="28"/>
         </w:rPr>
         <w:t>Выбор конфигурации</w:t>
@@ -2340,9 +2411,10 @@
         <w:rPr>
           <w:rFonts w:ascii="Times New Roman" w:hAnsi="Times New Roman" w:eastAsia="Times New Roman" w:cs="Times New Roman"/>
           <w:b w:val="0"/>
+          <w:color w:val="000000"/>
           <w:sz w:val="28"/>
         </w:rPr>
-        <w:t>Выбранная конфигурация: ________________________________________________</w:t>
+        <w:t xml:space="preserve">Выбранная конфигурация: </w:t>
       </w:r>
     </w:p>
     <w:p>
@@ -2355,9 +2427,10 @@
         <w:rPr>
           <w:rFonts w:ascii="Times New Roman" w:hAnsi="Times New Roman" w:eastAsia="Times New Roman" w:cs="Times New Roman"/>
           <w:b w:val="0"/>
+          <w:color w:val="000000"/>
           <w:sz w:val="28"/>
         </w:rPr>
-        <w:t>Какие требования она закрывает: ________________________________________</w:t>
+        <w:t xml:space="preserve">Какие требования она закрывает: </w:t>
       </w:r>
     </w:p>
     <w:p>
@@ -2370,9 +2443,9 @@
         <w:rPr>
           <w:rFonts w:ascii="Times New Roman" w:hAnsi="Times New Roman" w:eastAsia="Times New Roman" w:cs="Times New Roman"/>
           <w:b w:val="0"/>
+          <w:color w:val="000000"/>
           <w:sz w:val="28"/>
         </w:rPr>
-        <w:t>________________________________________________________________________</w:t>
       </w:r>
     </w:p>
     <w:p>
@@ -2385,9 +2458,10 @@
         <w:rPr>
           <w:rFonts w:ascii="Times New Roman" w:hAnsi="Times New Roman" w:eastAsia="Times New Roman" w:cs="Times New Roman"/>
           <w:b w:val="0"/>
+          <w:color w:val="000000"/>
           <w:sz w:val="28"/>
         </w:rPr>
-        <w:t>Чем придётся заплатить: _________________________________________________</w:t>
+        <w:t xml:space="preserve">Чем придётся заплатить: </w:t>
       </w:r>
     </w:p>
     <w:p>
@@ -2400,9 +2474,9 @@
         <w:rPr>
           <w:rFonts w:ascii="Times New Roman" w:hAnsi="Times New Roman" w:eastAsia="Times New Roman" w:cs="Times New Roman"/>
           <w:b w:val="0"/>
+          <w:color w:val="000000"/>
           <w:sz w:val="28"/>
         </w:rPr>
-        <w:t>________________________________________________________________________</w:t>
       </w:r>
     </w:p>
     <w:p>
@@ -2415,9 +2489,10 @@
         <w:rPr>
           <w:rFonts w:ascii="Times New Roman" w:hAnsi="Times New Roman" w:eastAsia="Times New Roman" w:cs="Times New Roman"/>
           <w:b w:val="0"/>
+          <w:color w:val="000000"/>
           <w:sz w:val="28"/>
         </w:rPr>
-        <w:t>Почему не выбраны два других варианта: __________________________________</w:t>
+        <w:t xml:space="preserve">Почему не выбраны два других варианта: </w:t>
       </w:r>
     </w:p>
     <w:p>
@@ -2430,9 +2505,9 @@
         <w:rPr>
           <w:rFonts w:ascii="Times New Roman" w:hAnsi="Times New Roman" w:eastAsia="Times New Roman" w:cs="Times New Roman"/>
           <w:b w:val="0"/>
+          <w:color w:val="000000"/>
           <w:sz w:val="28"/>
         </w:rPr>
-        <w:t>________________________________________________________________________</w:t>
       </w:r>
     </w:p>
     <w:p/>
@@ -2446,6 +2521,7 @@
         <w:rPr>
           <w:rFonts w:ascii="Times New Roman" w:hAnsi="Times New Roman" w:eastAsia="Times New Roman" w:cs="Times New Roman"/>
           <w:b/>
+          <w:color w:val="000000"/>
           <w:sz w:val="28"/>
         </w:rPr>
         <w:t>Риски выбранного решения</w:t>
@@ -2479,6 +2555,7 @@
               <w:rPr>
                 <w:rFonts w:ascii="Times New Roman" w:hAnsi="Times New Roman" w:eastAsia="Times New Roman" w:cs="Times New Roman"/>
                 <w:b/>
+                <w:color w:val="000000"/>
                 <w:sz w:val="22"/>
               </w:rPr>
               <w:t>Риск</w:t>
@@ -2499,6 +2576,7 @@
               <w:rPr>
                 <w:rFonts w:ascii="Times New Roman" w:hAnsi="Times New Roman" w:eastAsia="Times New Roman" w:cs="Times New Roman"/>
                 <w:b/>
+                <w:color w:val="000000"/>
                 <w:sz w:val="22"/>
               </w:rPr>
               <w:t>Вероятность</w:t>
@@ -2519,6 +2597,7 @@
               <w:rPr>
                 <w:rFonts w:ascii="Times New Roman" w:hAnsi="Times New Roman" w:eastAsia="Times New Roman" w:cs="Times New Roman"/>
                 <w:b/>
+                <w:color w:val="000000"/>
                 <w:sz w:val="22"/>
               </w:rPr>
               <w:t>Влияние</w:t>
@@ -2539,6 +2618,7 @@
               <w:rPr>
                 <w:rFonts w:ascii="Times New Roman" w:hAnsi="Times New Roman" w:eastAsia="Times New Roman" w:cs="Times New Roman"/>
                 <w:b/>
+                <w:color w:val="000000"/>
                 <w:sz w:val="22"/>
               </w:rPr>
               <w:t>Мера снижения</w:t>
@@ -2758,6 +2838,7 @@
         <w:rPr>
           <w:rFonts w:ascii="Times New Roman" w:hAnsi="Times New Roman" w:eastAsia="Times New Roman" w:cs="Times New Roman"/>
           <w:b/>
+          <w:color w:val="000000"/>
           <w:sz w:val="28"/>
         </w:rPr>
         <w:t>Скриншоты выполнения работы</w:t>
@@ -2773,6 +2854,7 @@
         <w:rPr>
           <w:rFonts w:ascii="Times New Roman" w:hAnsi="Times New Roman" w:eastAsia="Times New Roman" w:cs="Times New Roman"/>
           <w:i/>
+          <w:color w:val="000000"/>
           <w:sz w:val="28"/>
         </w:rPr>
         <w:t>[ Место для скриншота: профиль системы и требования ]</w:t>
@@ -2789,6 +2871,7 @@
         <w:rPr>
           <w:rFonts w:ascii="Times New Roman" w:hAnsi="Times New Roman" w:eastAsia="Times New Roman" w:cs="Times New Roman"/>
           <w:i/>
+          <w:color w:val="000000"/>
           <w:sz w:val="28"/>
         </w:rPr>
         <w:t>[ Место для скриншота: расчётная таблица с формулами ]</w:t>
@@ -2805,6 +2888,7 @@
         <w:rPr>
           <w:rFonts w:ascii="Times New Roman" w:hAnsi="Times New Roman" w:eastAsia="Times New Roman" w:cs="Times New Roman"/>
           <w:i/>
+          <w:color w:val="000000"/>
           <w:sz w:val="28"/>
         </w:rPr>
         <w:t>[ Место для скриншота: итоговая матрица конфигураций ]</w:t>
@@ -2817,13 +2901,14 @@
         <w:keepNext/>
         <w:keepLines/>
         <w:spacing w:line="240" w:lineRule="auto" w:before="240" w:after="0"/>
-        <w:ind w:firstLine="0" w:left="0"/>
+        <w:ind w:left="0" w:firstLine="0"/>
         <w:jc w:val="both"/>
       </w:pPr>
       <w:r>
         <w:rPr>
           <w:rFonts w:ascii="Times New Roman" w:hAnsi="Times New Roman" w:eastAsia="Times New Roman" w:cs="Times New Roman"/>
           <w:b w:val="0"/>
+          <w:color w:val="000000"/>
           <w:sz w:val="28"/>
         </w:rPr>
         <w:t>Вывод</w:t>
@@ -2839,6 +2924,7 @@
         <w:rPr>
           <w:rFonts w:ascii="Times New Roman" w:hAnsi="Times New Roman" w:eastAsia="Times New Roman" w:cs="Times New Roman"/>
           <w:b w:val="0"/>
+          <w:color w:val="000000"/>
           <w:sz w:val="28"/>
         </w:rPr>
         <w:t>Какое требование было самым трудным? Почему выбранная конфигурация достаточна и что изменилось бы при другом бюджете?</w:t>
@@ -2854,9 +2940,9 @@
         <w:rPr>
           <w:rFonts w:ascii="Times New Roman" w:hAnsi="Times New Roman" w:eastAsia="Times New Roman" w:cs="Times New Roman"/>
           <w:b w:val="0"/>
+          <w:color w:val="000000"/>
           <w:sz w:val="28"/>
         </w:rPr>
-        <w:t>________________________________________________________________________</w:t>
       </w:r>
     </w:p>
     <w:p>
@@ -2869,9 +2955,9 @@
         <w:rPr>
           <w:rFonts w:ascii="Times New Roman" w:hAnsi="Times New Roman" w:eastAsia="Times New Roman" w:cs="Times New Roman"/>
           <w:b w:val="0"/>
+          <w:color w:val="000000"/>
           <w:sz w:val="28"/>
         </w:rPr>
-        <w:t>________________________________________________________________________</w:t>
       </w:r>
     </w:p>
     <w:p>
@@ -2884,9 +2970,9 @@
         <w:rPr>
           <w:rFonts w:ascii="Times New Roman" w:hAnsi="Times New Roman" w:eastAsia="Times New Roman" w:cs="Times New Roman"/>
           <w:b w:val="0"/>
+          <w:color w:val="000000"/>
           <w:sz w:val="28"/>
         </w:rPr>
-        <w:t>________________________________________________________________________</w:t>
       </w:r>
     </w:p>
     <w:p>
@@ -2899,9 +2985,9 @@
         <w:rPr>
           <w:rFonts w:ascii="Times New Roman" w:hAnsi="Times New Roman" w:eastAsia="Times New Roman" w:cs="Times New Roman"/>
           <w:b w:val="0"/>
+          <w:color w:val="000000"/>
           <w:sz w:val="28"/>
         </w:rPr>
-        <w:t>________________________________________________________________________</w:t>
       </w:r>
     </w:p>
     <w:p>
@@ -2914,9 +3000,9 @@
         <w:rPr>
           <w:rFonts w:ascii="Times New Roman" w:hAnsi="Times New Roman" w:eastAsia="Times New Roman" w:cs="Times New Roman"/>
           <w:b w:val="0"/>
+          <w:color w:val="000000"/>
           <w:sz w:val="28"/>
         </w:rPr>
-        <w:t>________________________________________________________________________</w:t>
       </w:r>
     </w:p>
     <w:p/>
@@ -3300,6 +3386,7 @@
     </w:pPr>
     <w:rPr>
       <w:rFonts w:ascii="Times New Roman" w:hAnsi="Times New Roman" w:eastAsia="Times New Roman" w:cs="Times New Roman"/>
+      <w:color w:val="000000"/>
       <w:sz w:val="28"/>
     </w:rPr>
   </w:style>
@@ -3359,7 +3446,7 @@
       <w:keepNext/>
       <w:keepLines/>
       <w:spacing w:before="240" w:after="0" w:line="240" w:lineRule="auto"/>
-      <w:ind w:firstLine="0" w:left="0"/>
+      <w:ind w:left="0" w:firstLine="0"/>
       <w:jc w:val="both"/>
       <w:outlineLvl w:val="0"/>
     </w:pPr>
@@ -3367,7 +3454,7 @@
       <w:rFonts w:asciiTheme="majorHAnsi" w:eastAsiaTheme="majorEastAsia" w:hAnsiTheme="majorHAnsi" w:cstheme="majorBidi" w:ascii="Times New Roman" w:hAnsi="Times New Roman" w:eastAsia="Times New Roman" w:cs="Times New Roman"/>
       <w:b w:val="0"/>
       <w:bCs/>
-      <w:color w:val="365F91" w:themeColor="accent1" w:themeShade="BF"/>
+      <w:color w:val="000000"/>
       <w:sz w:val="28"/>
       <w:szCs w:val="28"/>
     </w:rPr>
@@ -3385,7 +3472,7 @@
       <w:keepNext/>
       <w:keepLines/>
       <w:spacing w:before="40" w:after="0" w:line="240" w:lineRule="auto"/>
-      <w:ind w:firstLine="0" w:left="0"/>
+      <w:ind w:left="0" w:firstLine="0"/>
       <w:jc w:val="left"/>
       <w:outlineLvl w:val="1"/>
     </w:pPr>
@@ -3393,7 +3480,7 @@
       <w:rFonts w:asciiTheme="majorHAnsi" w:eastAsiaTheme="majorEastAsia" w:hAnsiTheme="majorHAnsi" w:cstheme="majorBidi" w:ascii="Times New Roman" w:hAnsi="Times New Roman" w:eastAsia="Times New Roman" w:cs="Times New Roman"/>
       <w:b/>
       <w:bCs/>
-      <w:color w:val="4F81BD" w:themeColor="accent1"/>
+      <w:color w:val="000000"/>
       <w:sz w:val="28"/>
       <w:szCs w:val="26"/>
     </w:rPr>
@@ -3730,6 +3817,7 @@
     </w:pPr>
     <w:rPr>
       <w:rFonts w:ascii="Times New Roman" w:hAnsi="Times New Roman" w:eastAsia="Times New Roman" w:cs="Times New Roman"/>
+      <w:color w:val="000000"/>
       <w:sz w:val="28"/>
     </w:rPr>
   </w:style>
